--- a/Руководство_администратора_Планирование_спринта_PRO.docx
+++ b/Руководство_администратора_Планирование_спринта_PRO.docx
@@ -36,7 +36,7 @@
           <w:i/>
           <w:sz w:val="20"/>
         </w:rPr>
-        <w:t>Планирование спринтов PRO · v1.13.0 · 15.09.2026</w:t>
+        <w:t>Планирование спринтов PRO · v1.14.0 · 15.09.2026</w:t>
       </w:r>
     </w:p>
     <w:p/>

--- a/Руководство_администратора_Планирование_спринта_PRO.docx
+++ b/Руководство_администратора_Планирование_спринта_PRO.docx
@@ -36,7 +36,7 @@
           <w:i/>
           <w:sz w:val="20"/>
         </w:rPr>
-        <w:t>Планирование спринтов PRO · v1.14.0 · 15.09.2026</w:t>
+        <w:t>Планирование спринтов PRO · v1.15.0 · 15.09.2026</w:t>
       </w:r>
     </w:p>
     <w:p/>
@@ -875,6 +875,14 @@
         <w:pStyle w:val="ListBullet"/>
       </w:pPr>
       <w:r>
+        <w:t>Отчёт по спринту: кнопка «📊 Отчёт» формирует презентацию PPTX с метриками и графиками (клиентская генерация, нужен доступ к CDN).</w:t>
+      </w:r>
+    </w:p>
+    <w:p>
+      <w:pPr>
+        <w:pStyle w:val="ListBullet"/>
+      </w:pPr>
+      <w:r>
         <w:t>Выгрузка всех разделов в Excel — кнопка «Excel».</w:t>
       </w:r>
     </w:p>

--- a/Руководство_администратора_Планирование_спринта_PRO.docx
+++ b/Руководство_администратора_Планирование_спринта_PRO.docx
@@ -36,7 +36,7 @@
           <w:i/>
           <w:sz w:val="20"/>
         </w:rPr>
-        <w:t>Планирование спринтов PRO · v1.15.0 · 15.09.2026</w:t>
+        <w:t>Планирование спринтов PRO · v1.16.0 · 15.09.2026</w:t>
       </w:r>
     </w:p>
     <w:p/>
@@ -875,7 +875,7 @@
         <w:pStyle w:val="ListBullet"/>
       </w:pPr>
       <w:r>
-        <w:t>Отчёт по спринту: кнопка «📊 Отчёт» формирует презентацию PPTX с метриками и графиками (клиентская генерация, нужен доступ к CDN).</w:t>
+        <w:t>Отчёт по спринту: кнопка «📊 Отчёт» → выбор спринта (конкретный или весь проект) → презентация PPTX с метриками и графиками (клиентская генерация, нужен доступ к CDN).</w:t>
       </w:r>
     </w:p>
     <w:p>

--- a/Руководство_администратора_Планирование_спринта_PRO.docx
+++ b/Руководство_администратора_Планирование_спринта_PRO.docx
@@ -36,7 +36,7 @@
           <w:i/>
           <w:sz w:val="20"/>
         </w:rPr>
-        <w:t>Планирование спринтов PRO · v1.16.0 · 15.09.2026</w:t>
+        <w:t>Планирование спринтов PRO · v1.17.0 · 15.09.2026</w:t>
       </w:r>
     </w:p>
     <w:p/>

--- a/Руководство_администратора_Планирование_спринта_PRO.docx
+++ b/Руководство_администратора_Планирование_спринта_PRO.docx
@@ -36,7 +36,7 @@
           <w:i/>
           <w:sz w:val="20"/>
         </w:rPr>
-        <w:t>Планирование спринтов PRO · v1.17.0 · 15.09.2026</w:t>
+        <w:t>Планирование спринтов PRO · v1.18.0 · 15.09.2026</w:t>
       </w:r>
     </w:p>
     <w:p/>

--- a/Руководство_администратора_Планирование_спринта_PRO.docx
+++ b/Руководство_администратора_Планирование_спринта_PRO.docx
@@ -36,7 +36,7 @@
           <w:i/>
           <w:sz w:val="20"/>
         </w:rPr>
-        <w:t>Планирование спринтов PRO · v1.18.0 · 15.09.2026</w:t>
+        <w:t>Планирование спринтов PRO · v1.19.0 · 15.09.2026</w:t>
       </w:r>
     </w:p>
     <w:p/>
@@ -1280,6 +1280,11 @@
         <w:t>10. Обслуживание и устранение неполадок</w:t>
       </w:r>
     </w:p>
+    <w:p>
+      <w:r>
+        <w:t>Контроль целостности данных. В приложении есть встроенный раздел «Настройки → Проверки данных» — клиентский линтер, который находит дубли ID, статусы без обязательных дат, задачи без оценки, осиротевшие ссылки и остатки формул от импорта, и исправляет их одной кнопкой. Автоматизации (авто-набор спринта, перенос итогов церемоний, действия помощника) работают на стороне клиента по существующим данным и не меняют схему БД — обновления безопасны для существующих развёртываний. Рекомендуется прогонять «Проверки данных» после массового импорта JSON.</w:t>
+      </w:r>
+    </w:p>
     <w:tbl>
       <w:tblPr>
         <w:tblStyle w:val="LightGrid-Accent1"/>

--- a/Руководство_администратора_Планирование_спринта_PRO.docx
+++ b/Руководство_администратора_Планирование_спринта_PRO.docx
@@ -36,7 +36,7 @@
           <w:i/>
           <w:sz w:val="20"/>
         </w:rPr>
-        <w:t>Планирование спринтов PRO · v1.19.0 · 15.09.2026</w:t>
+        <w:t>Планирование спринтов PRO · v1.20.0 · 15.09.2026</w:t>
       </w:r>
     </w:p>
     <w:p/>
@@ -1282,7 +1282,7 @@
     </w:p>
     <w:p>
       <w:r>
-        <w:t>Контроль целостности данных. В приложении есть встроенный раздел «Настройки → Проверки данных» — клиентский линтер, который находит дубли ID, статусы без обязательных дат, задачи без оценки, осиротевшие ссылки и остатки формул от импорта, и исправляет их одной кнопкой. Автоматизации (авто-набор спринта, перенос итогов церемоний, действия помощника) работают на стороне клиента по существующим данным и не меняют схему БД — обновления безопасны для существующих развёртываний. Рекомендуется прогонять «Проверки данных» после массового импорта JSON.</w:t>
+        <w:t>Контроль целостности данных. В приложении есть встроенный раздел «Настройки → Проверки данных» — клиентский линтер, который находит дубли ID, статусы без обязательных дат, задачи без оценки, осиротевшие ссылки и остатки формул от импорта, и исправляет их одной кнопкой. Автоматизации (авто-набор спринта, перенос итогов церемоний, действия помощника) работают на стороне клиента по существующим данным и не меняют схему БД — обновления безопасны для существующих развёртываний. Рекомендуется прогонять «Проверки данных» после массового импорта JSON или CSV/Jira (кнопка «CSV»).</w:t>
       </w:r>
     </w:p>
     <w:tbl>

--- a/Руководство_администратора_Планирование_спринта_PRO.docx
+++ b/Руководство_администратора_Планирование_спринта_PRO.docx
@@ -36,7 +36,7 @@
           <w:i/>
           <w:sz w:val="20"/>
         </w:rPr>
-        <w:t>Планирование спринтов PRO · v1.20.0 · 15.09.2026</w:t>
+        <w:t>Планирование спринтов PRO · v1.21.0 · 15.09.2026</w:t>
       </w:r>
     </w:p>
     <w:p/>

--- a/Руководство_администратора_Планирование_спринта_PRO.docx
+++ b/Руководство_администратора_Планирование_спринта_PRO.docx
@@ -36,7 +36,7 @@
           <w:i/>
           <w:sz w:val="20"/>
         </w:rPr>
-        <w:t>Планирование спринтов PRO · v1.21.0 · 15.09.2026</w:t>
+        <w:t>Планирование спринтов PRO · v1.22.0 · 15.09.2026</w:t>
       </w:r>
     </w:p>
     <w:p/>

--- a/Руководство_администратора_Планирование_спринта_PRO.docx
+++ b/Руководство_администратора_Планирование_спринта_PRO.docx
@@ -36,7 +36,7 @@
           <w:i/>
           <w:sz w:val="20"/>
         </w:rPr>
-        <w:t>Планирование спринтов PRO · v1.22.0 · 15.09.2026</w:t>
+        <w:t>Планирование спринтов PRO · v1.23.0 · 15.09.2026</w:t>
       </w:r>
     </w:p>
     <w:p/>

--- a/Руководство_администратора_Планирование_спринта_PRO.docx
+++ b/Руководство_администратора_Планирование_спринта_PRO.docx
@@ -36,7 +36,7 @@
           <w:i/>
           <w:sz w:val="20"/>
         </w:rPr>
-        <w:t>Планирование спринтов PRO · v1.23.0 · 15.09.2026</w:t>
+        <w:t>Планирование спринтов PRO · v1.24.0 · 15.09.2026</w:t>
       </w:r>
     </w:p>
     <w:p/>

--- a/Руководство_администратора_Планирование_спринта_PRO.docx
+++ b/Руководство_администратора_Планирование_спринта_PRO.docx
@@ -36,7 +36,7 @@
           <w:i/>
           <w:sz w:val="20"/>
         </w:rPr>
-        <w:t>Планирование спринтов PRO · v1.24.0 · 15.09.2026</w:t>
+        <w:t>Планирование спринтов PRO · v1.24.0 · 16.09.2026</w:t>
       </w:r>
     </w:p>
     <w:p/>
@@ -85,22 +85,32 @@
     </w:p>
     <w:p>
       <w:r>
-        <w:t>7. Резервное копирование и восстановление</w:t>
+        <w:t>7. Структура базы данных</w:t>
       </w:r>
     </w:p>
     <w:p>
       <w:r>
-        <w:t>8. Справочник конфигурации</w:t>
+        <w:t>8. Справочник REST API (эндпоинты)</w:t>
       </w:r>
     </w:p>
     <w:p>
       <w:r>
-        <w:t>9. Рекомендации по безопасности</w:t>
+        <w:t>9. Резервное копирование и восстановление</w:t>
       </w:r>
     </w:p>
     <w:p>
       <w:r>
-        <w:t>10. Обслуживание и устранение неполадок</w:t>
+        <w:t>10. Справочник конфигурации</w:t>
+      </w:r>
+    </w:p>
+    <w:p>
+      <w:r>
+        <w:t>11. Рекомендации по безопасности</w:t>
+      </w:r>
+    </w:p>
+    <w:p>
+      <w:r>
+        <w:t>12. Обслуживание и устранение неполадок</w:t>
       </w:r>
     </w:p>
     <w:p>
@@ -118,7 +128,59 @@
     </w:p>
     <w:p>
       <w:r>
-        <w:t>Приложение построено по полиглот-архитектуре; каждый сервис отвечает за свою зону и поднимается через docker-compose.</w:t>
+        <w:t>Приложение построено по полиглот-архитектуре; каждый сервис отвечает за свою зону и поднимается через docker-compose. Единственная точка входа для браузера — nginx, который отдаёт статику и проксирует запросы к Java- и Python-сервисам.</w:t>
+      </w:r>
+    </w:p>
+    <w:p>
+      <w:pPr>
+        <w:jc w:val="center"/>
+      </w:pPr>
+      <w:r>
+        <w:drawing>
+          <wp:inline xmlns:a="http://schemas.openxmlformats.org/drawingml/2006/main" xmlns:pic="http://schemas.openxmlformats.org/drawingml/2006/picture">
+            <wp:extent cx="5940000" cy="3917872"/>
+            <wp:docPr id="1" name="Picture 1"/>
+            <wp:cNvGraphicFramePr>
+              <a:graphicFrameLocks noChangeAspect="1"/>
+            </wp:cNvGraphicFramePr>
+            <a:graphic>
+              <a:graphicData uri="http://schemas.openxmlformats.org/drawingml/2006/picture">
+                <pic:pic>
+                  <pic:nvPicPr>
+                    <pic:cNvPr id="0" name="arch.png"/>
+                    <pic:cNvPicPr/>
+                  </pic:nvPicPr>
+                  <pic:blipFill>
+                    <a:blip r:embed="rId9"/>
+                    <a:stretch>
+                      <a:fillRect/>
+                    </a:stretch>
+                  </pic:blipFill>
+                  <pic:spPr>
+                    <a:xfrm>
+                      <a:off x="0" y="0"/>
+                      <a:ext cx="5940000" cy="3917872"/>
+                    </a:xfrm>
+                    <a:prstGeom prst="rect"/>
+                  </pic:spPr>
+                </pic:pic>
+              </a:graphicData>
+            </a:graphic>
+          </wp:inline>
+        </w:drawing>
+      </w:r>
+    </w:p>
+    <w:p>
+      <w:pPr>
+        <w:jc w:val="center"/>
+      </w:pPr>
+      <w:r>
+        <w:rPr>
+          <w:i/>
+          <w:color w:val="7A8AA0"/>
+          <w:sz w:val="19"/>
+        </w:rPr>
+        <w:t>Схема 1. Архитектура приложения: компоненты и потоки данных</w:t>
       </w:r>
     </w:p>
     <w:tbl>
@@ -190,7 +252,7 @@
           </w:tcPr>
           <w:p>
             <w:r>
-              <w:t>HTML/CSS/JS, nginx</w:t>
+              <w:t>HTML/CSS/JS (ванильный), nginx 1.27</w:t>
             </w:r>
           </w:p>
         </w:tc>
@@ -200,7 +262,7 @@
           </w:tcPr>
           <w:p>
             <w:r>
-              <w:t>Одностраничное приложение; nginx проксирует /api и /analytics.</w:t>
+              <w:t>Одностраничное приложение (frontend/index.html); nginx отдаёт его и проксирует /api → Java, /analytics → Python.</w:t>
             </w:r>
           </w:p>
         </w:tc>
@@ -212,7 +274,7 @@
           </w:tcPr>
           <w:p>
             <w:r>
-              <w:t>Backend</w:t>
+              <w:t>Backend (api)</w:t>
             </w:r>
           </w:p>
         </w:tc>
@@ -222,7 +284,7 @@
           </w:tcPr>
           <w:p>
             <w:r>
-              <w:t>Java, Spring Boot, JPA/Hibernate</w:t>
+              <w:t>Java 17, Spring Boot, JPA/Hibernate, Flyway</w:t>
             </w:r>
           </w:p>
         </w:tc>
@@ -232,7 +294,7 @@
           </w:tcPr>
           <w:p>
             <w:r>
-              <w:t>REST API /api/state, авторизация, управление пользователями.</w:t>
+              <w:t>REST API: состояние (/api/state), задачи, авторизация, управление пользователями, приём журнала.</w:t>
             </w:r>
           </w:p>
         </w:tc>
@@ -244,7 +306,7 @@
           </w:tcPr>
           <w:p>
             <w:r>
-              <w:t>Аналитика</w:t>
+              <w:t>Аналитика (analytics)</w:t>
             </w:r>
           </w:p>
         </w:tc>
@@ -254,7 +316,7 @@
           </w:tcPr>
           <w:p>
             <w:r>
-              <w:t>Python, FastAPI, SQLAlchemy</w:t>
+              <w:t>Python 3.11, FastAPI, SQLAlchemy/psycopg2</w:t>
             </w:r>
           </w:p>
         </w:tc>
@@ -264,7 +326,7 @@
           </w:tcPr>
           <w:p>
             <w:r>
-              <w:t>Сервис метрик /analytics поверх той же БД.</w:t>
+              <w:t>Сервис метрик /analytics поверх той же БД (только чтение).</w:t>
             </w:r>
           </w:p>
         </w:tc>
@@ -276,7 +338,7 @@
           </w:tcPr>
           <w:p>
             <w:r>
-              <w:t>Хранилище</w:t>
+              <w:t>Хранилище (db)</w:t>
             </w:r>
           </w:p>
         </w:tc>
@@ -286,7 +348,7 @@
           </w:tcPr>
           <w:p>
             <w:r>
-              <w:t>PostgreSQL, Flyway</w:t>
+              <w:t>PostgreSQL 16</w:t>
             </w:r>
           </w:p>
         </w:tc>
@@ -296,12 +358,17 @@
           </w:tcPr>
           <w:p>
             <w:r>
-              <w:t>Основная БД (схема + сид через миграции) и отдельная БД журнала.</w:t>
+              <w:t>Основная БД planirovanie (схема + сид через Flyway) и отдельная БД planirovanie_audit (журнал).</w:t>
             </w:r>
           </w:p>
         </w:tc>
       </w:tr>
     </w:tbl>
+    <w:p>
+      <w:r>
+        <w:t>Приложение может работать и без сервера: интерфейс полностью функционален офлайн, храня состояние в localStorage браузера. Сервер добавляет общий источник данных, авторизацию и журнал.</w:t>
+      </w:r>
+    </w:p>
     <w:p>
       <w:pPr>
         <w:pStyle w:val="Heading1"/>
@@ -312,7 +379,7 @@
     </w:p>
     <w:p>
       <w:r>
-        <w:t>Требования: JDK 17, Python 3.11+, PostgreSQL 14+, Docker (опционально). Перед первым запуском создайте базы данных:</w:t>
+        <w:t>Требования: JDK 17, Python 3.11+, PostgreSQL 14+ (в контейнере — 16), Docker и docker-compose (рекомендуется). Перед первым запуском создаются две базы данных:</w:t>
       </w:r>
     </w:p>
     <w:p>
@@ -327,7 +394,262 @@
     </w:p>
     <w:p>
       <w:r>
-        <w:t>При старте backend Flyway автоматически применяет схему и демонстрационные данные к основной БД. Основные параметры задаются переменными окружения (см. раздел «Справочник конфигурации»). Типовой запуск — docker-compose up; nginx отдаёт интерфейс и проксирует запросы к Java и Python.</w:t>
+        <w:t>При старте backend Flyway автоматически применяет схему и демонстрационные данные к основной БД (миграции V1, V2). Параметры задаются переменными окружения (см. «Справочник конфигурации»).</w:t>
+      </w:r>
+    </w:p>
+    <w:p>
+      <w:pPr>
+        <w:jc w:val="center"/>
+      </w:pPr>
+      <w:r>
+        <w:drawing>
+          <wp:inline xmlns:a="http://schemas.openxmlformats.org/drawingml/2006/main" xmlns:pic="http://schemas.openxmlformats.org/drawingml/2006/picture">
+            <wp:extent cx="5940000" cy="3791489"/>
+            <wp:docPr id="2" name="Picture 2"/>
+            <wp:cNvGraphicFramePr>
+              <a:graphicFrameLocks noChangeAspect="1"/>
+            </wp:cNvGraphicFramePr>
+            <a:graphic>
+              <a:graphicData uri="http://schemas.openxmlformats.org/drawingml/2006/picture">
+                <pic:pic>
+                  <pic:nvPicPr>
+                    <pic:cNvPr id="0" name="infra.png"/>
+                    <pic:cNvPicPr/>
+                  </pic:nvPicPr>
+                  <pic:blipFill>
+                    <a:blip r:embed="rId10"/>
+                    <a:stretch>
+                      <a:fillRect/>
+                    </a:stretch>
+                  </pic:blipFill>
+                  <pic:spPr>
+                    <a:xfrm>
+                      <a:off x="0" y="0"/>
+                      <a:ext cx="5940000" cy="3791489"/>
+                    </a:xfrm>
+                    <a:prstGeom prst="rect"/>
+                  </pic:spPr>
+                </pic:pic>
+              </a:graphicData>
+            </a:graphic>
+          </wp:inline>
+        </w:drawing>
+      </w:r>
+    </w:p>
+    <w:p>
+      <w:pPr>
+        <w:jc w:val="center"/>
+      </w:pPr>
+      <w:r>
+        <w:rPr>
+          <w:i/>
+          <w:color w:val="7A8AA0"/>
+          <w:sz w:val="19"/>
+        </w:rPr>
+        <w:t>Схема 2. Инфраструктура развёртывания (Docker Compose): контейнеры, порты, зависимости, том данных</w:t>
+      </w:r>
+    </w:p>
+    <w:p>
+      <w:r>
+        <w:t>Типовые команды (Makefile / docker-compose):</w:t>
+      </w:r>
+    </w:p>
+    <w:tbl>
+      <w:tblPr>
+        <w:tblStyle w:val="LightGrid-Accent1"/>
+        <w:tblW w:type="auto" w:w="0"/>
+        <w:tblLook w:firstColumn="1" w:firstRow="1" w:lastColumn="0" w:lastRow="0" w:noHBand="0" w:noVBand="1" w:val="04A0"/>
+      </w:tblPr>
+      <w:tblGrid>
+        <w:gridCol w:w="4320"/>
+        <w:gridCol w:w="4320"/>
+      </w:tblGrid>
+      <w:tr>
+        <w:tc>
+          <w:tcPr>
+            <w:tcW w:type="dxa" w:w="4320"/>
+          </w:tcPr>
+          <w:p>
+            <w:r>
+              <w:rPr>
+                <w:b/>
+              </w:rPr>
+              <w:t>Команда</w:t>
+            </w:r>
+          </w:p>
+        </w:tc>
+        <w:tc>
+          <w:tcPr>
+            <w:tcW w:type="dxa" w:w="4320"/>
+          </w:tcPr>
+          <w:p>
+            <w:r>
+              <w:rPr>
+                <w:b/>
+              </w:rPr>
+              <w:t>Действие</w:t>
+            </w:r>
+          </w:p>
+        </w:tc>
+      </w:tr>
+      <w:tr>
+        <w:tc>
+          <w:tcPr>
+            <w:tcW w:type="dxa" w:w="4320"/>
+          </w:tcPr>
+          <w:p>
+            <w:r>
+              <w:t>make up (docker-compose up)</w:t>
+            </w:r>
+          </w:p>
+        </w:tc>
+        <w:tc>
+          <w:tcPr>
+            <w:tcW w:type="dxa" w:w="4320"/>
+          </w:tcPr>
+          <w:p>
+            <w:r>
+              <w:t>Собрать и поднять все сервисы; интерфейс — http://localhost:8080.</w:t>
+            </w:r>
+          </w:p>
+        </w:tc>
+      </w:tr>
+      <w:tr>
+        <w:tc>
+          <w:tcPr>
+            <w:tcW w:type="dxa" w:w="4320"/>
+          </w:tcPr>
+          <w:p>
+            <w:r>
+              <w:t>make up-d</w:t>
+            </w:r>
+          </w:p>
+        </w:tc>
+        <w:tc>
+          <w:tcPr>
+            <w:tcW w:type="dxa" w:w="4320"/>
+          </w:tcPr>
+          <w:p>
+            <w:r>
+              <w:t>То же в фоне (detached).</w:t>
+            </w:r>
+          </w:p>
+        </w:tc>
+      </w:tr>
+      <w:tr>
+        <w:tc>
+          <w:tcPr>
+            <w:tcW w:type="dxa" w:w="4320"/>
+          </w:tcPr>
+          <w:p>
+            <w:r>
+              <w:t>make down</w:t>
+            </w:r>
+          </w:p>
+        </w:tc>
+        <w:tc>
+          <w:tcPr>
+            <w:tcW w:type="dxa" w:w="4320"/>
+          </w:tcPr>
+          <w:p>
+            <w:r>
+              <w:t>Остановить сервисы.</w:t>
+            </w:r>
+          </w:p>
+        </w:tc>
+      </w:tr>
+      <w:tr>
+        <w:tc>
+          <w:tcPr>
+            <w:tcW w:type="dxa" w:w="4320"/>
+          </w:tcPr>
+          <w:p>
+            <w:r>
+              <w:t>make clean</w:t>
+            </w:r>
+          </w:p>
+        </w:tc>
+        <w:tc>
+          <w:tcPr>
+            <w:tcW w:type="dxa" w:w="4320"/>
+          </w:tcPr>
+          <w:p>
+            <w:r>
+              <w:t>Остановить и удалить том данных (полный сброс БД).</w:t>
+            </w:r>
+          </w:p>
+        </w:tc>
+      </w:tr>
+      <w:tr>
+        <w:tc>
+          <w:tcPr>
+            <w:tcW w:type="dxa" w:w="4320"/>
+          </w:tcPr>
+          <w:p>
+            <w:r>
+              <w:t>make logs / make ps</w:t>
+            </w:r>
+          </w:p>
+        </w:tc>
+        <w:tc>
+          <w:tcPr>
+            <w:tcW w:type="dxa" w:w="4320"/>
+          </w:tcPr>
+          <w:p>
+            <w:r>
+              <w:t>Логи / статус контейнеров.</w:t>
+            </w:r>
+          </w:p>
+        </w:tc>
+      </w:tr>
+      <w:tr>
+        <w:tc>
+          <w:tcPr>
+            <w:tcW w:type="dxa" w:w="4320"/>
+          </w:tcPr>
+          <w:p>
+            <w:r>
+              <w:t>make build</w:t>
+            </w:r>
+          </w:p>
+        </w:tc>
+        <w:tc>
+          <w:tcPr>
+            <w:tcW w:type="dxa" w:w="4320"/>
+          </w:tcPr>
+          <w:p>
+            <w:r>
+              <w:t>Пересобрать образы.</w:t>
+            </w:r>
+          </w:p>
+        </w:tc>
+      </w:tr>
+      <w:tr>
+        <w:tc>
+          <w:tcPr>
+            <w:tcW w:type="dxa" w:w="4320"/>
+          </w:tcPr>
+          <w:p>
+            <w:r>
+              <w:t>make test (test-java + test-python)</w:t>
+            </w:r>
+          </w:p>
+        </w:tc>
+        <w:tc>
+          <w:tcPr>
+            <w:tcW w:type="dxa" w:w="4320"/>
+          </w:tcPr>
+          <w:p>
+            <w:r>
+              <w:t>Прогнать тесты backend и аналитики.</w:t>
+            </w:r>
+          </w:p>
+        </w:tc>
+      </w:tr>
+    </w:tbl>
+    <w:p>
+      <w:r>
+        <w:t>Наружу открыт только web:8080; порты api:8081 и analytics:8000 доступны опционально для отладки. Схема и сид применяются Flyway из Java-сервиса, а не средствами Postgres.</w:t>
       </w:r>
     </w:p>
     <w:p>
@@ -340,7 +662,59 @@
     </w:p>
     <w:p>
       <w:r>
-        <w:t>Аутентификация выполняется на сервере (Java). Пароли хранятся в виде PBKDF2-хэшей с солью; сессии — токены с ограниченным сроком жизни. Роли и учётные записи хранятся в основной БД (таблица app_users), сессии — в app_sessions.</w:t>
+        <w:t>Аутентификация выполняется на сервере (Java). Пароли хранятся в виде PBKDF2-хэшей (PBKDF2WithHmacSHA256) с солью в формате «pbkdf2$&lt;итераций&gt;$&lt;соль&gt;$&lt;хэш&gt;»; сессии — непрозрачные bearer-токены с ограниченным сроком жизни (по умолчанию 12 часов). Учётные записи хранятся в основной БД (app_users), активные сессии — в app_sessions.</w:t>
+      </w:r>
+    </w:p>
+    <w:p>
+      <w:pPr>
+        <w:jc w:val="center"/>
+      </w:pPr>
+      <w:r>
+        <w:drawing>
+          <wp:inline xmlns:a="http://schemas.openxmlformats.org/drawingml/2006/main" xmlns:pic="http://schemas.openxmlformats.org/drawingml/2006/picture">
+            <wp:extent cx="5940000" cy="3538723"/>
+            <wp:docPr id="3" name="Picture 3"/>
+            <wp:cNvGraphicFramePr>
+              <a:graphicFrameLocks noChangeAspect="1"/>
+            </wp:cNvGraphicFramePr>
+            <a:graphic>
+              <a:graphicData uri="http://schemas.openxmlformats.org/drawingml/2006/picture">
+                <pic:pic>
+                  <pic:nvPicPr>
+                    <pic:cNvPr id="0" name="rbac.png"/>
+                    <pic:cNvPicPr/>
+                  </pic:nvPicPr>
+                  <pic:blipFill>
+                    <a:blip r:embed="rId11"/>
+                    <a:stretch>
+                      <a:fillRect/>
+                    </a:stretch>
+                  </pic:blipFill>
+                  <pic:spPr>
+                    <a:xfrm>
+                      <a:off x="0" y="0"/>
+                      <a:ext cx="5940000" cy="3538723"/>
+                    </a:xfrm>
+                    <a:prstGeom prst="rect"/>
+                  </pic:spPr>
+                </pic:pic>
+              </a:graphicData>
+            </a:graphic>
+          </wp:inline>
+        </w:drawing>
+      </w:r>
+    </w:p>
+    <w:p>
+      <w:pPr>
+        <w:jc w:val="center"/>
+      </w:pPr>
+      <w:r>
+        <w:rPr>
+          <w:i/>
+          <w:color w:val="7A8AA0"/>
+          <w:sz w:val="19"/>
+        </w:rPr>
+        <w:t>Схема 3. Роли и права доступа (RBAC) и порядок авторизации</w:t>
       </w:r>
     </w:p>
     <w:tbl>
@@ -398,7 +772,7 @@
           </w:tcPr>
           <w:p>
             <w:r>
-              <w:t>Только чтение данных.</w:t>
+              <w:t>Только чтение данных (GET) и запись собственных UI-событий в журнал.</w:t>
             </w:r>
           </w:p>
         </w:tc>
@@ -420,7 +794,7 @@
           </w:tcPr>
           <w:p>
             <w:r>
-              <w:t>Изменение данных приложения (запись).</w:t>
+              <w:t>Всё, что VIEWER, плюс изменение данных приложения (POST/PUT/DELETE), в т. ч. сохранение состояния.</w:t>
             </w:r>
           </w:p>
         </w:tc>
@@ -442,7 +816,7 @@
           </w:tcPr>
           <w:p>
             <w:r>
-              <w:t>Полный доступ: параметры, управление пользователями, журнал событий.</w:t>
+              <w:t>Полный доступ: управление пользователями и чтение журнала событий.</w:t>
             </w:r>
           </w:p>
         </w:tc>
@@ -450,7 +824,7 @@
     </w:tbl>
     <w:p>
       <w:r>
-        <w:t>Права проверяются на сервере при каждом запросе: чтение доступно любому вошедшему пользователю, изменение данных (POST/PUT/DELETE) — только EDITOR или ADMIN, управление пользователями и просмотр журнала — только ADMIN.</w:t>
+        <w:t>Права проверяет серверный перехватчик (AuthInterceptor) на каждый запрос к /api/**: без действующего токена — 401; изменение данных без роли EDITOR/ADMIN — 403; управление пользователями и чтение журнала — только ADMIN. Публичны только вход, проверка здоровья и HEAD-проверка версии состояния.</w:t>
       </w:r>
     </w:p>
     <w:p>
@@ -620,7 +994,7 @@
         <w:drawing>
           <wp:inline xmlns:a="http://schemas.openxmlformats.org/drawingml/2006/main" xmlns:pic="http://schemas.openxmlformats.org/drawingml/2006/picture">
             <wp:extent cx="5760000" cy="3240000"/>
-            <wp:docPr id="1" name="Picture 1"/>
+            <wp:docPr id="4" name="Picture 4"/>
             <wp:cNvGraphicFramePr>
               <a:graphicFrameLocks noChangeAspect="1"/>
             </wp:cNvGraphicFramePr>
@@ -632,7 +1006,7 @@
                     <pic:cNvPicPr/>
                   </pic:nvPicPr>
                   <pic:blipFill>
-                    <a:blip r:embed="rId9"/>
+                    <a:blip r:embed="rId12"/>
                     <a:stretch>
                       <a:fillRect/>
                     </a:stretch>
@@ -674,7 +1048,7 @@
     </w:p>
     <w:p>
       <w:r>
-        <w:t>Администратор управляет учётными записями в разделе меню режима доступа → «Пользователи и роли»:</w:t>
+        <w:t>Администратор управляет учётными записями в меню режима доступа → «Пользователи и роли» (интерфейс) либо через эндпоинты /api/auth/users (см. главу 8):</w:t>
       </w:r>
     </w:p>
     <w:p>
@@ -690,7 +1064,7 @@
         <w:pStyle w:val="ListBullet"/>
       </w:pPr>
       <w:r>
-        <w:t>Смена роли и пароля, отключение и удаление.</w:t>
+        <w:t>Смена роли и пароля, отключение (флаг active) и удаление.</w:t>
       </w:r>
     </w:p>
     <w:p>
@@ -698,7 +1072,15 @@
         <w:pStyle w:val="ListBullet"/>
       </w:pPr>
       <w:r>
-        <w:t>Система не позволяет понизить/удалить последнего администратора.</w:t>
+        <w:t>Пароли немедленно хэшируются (PBKDF2) — открытый пароль на сервере не хранится.</w:t>
+      </w:r>
+    </w:p>
+    <w:p>
+      <w:pPr>
+        <w:pStyle w:val="ListBullet"/>
+      </w:pPr>
+      <w:r>
+        <w:t>Рекомендуется не оставлять систему без хотя бы одного активного администратора.</w:t>
       </w:r>
     </w:p>
     <w:p>
@@ -709,7 +1091,7 @@
         <w:drawing>
           <wp:inline xmlns:a="http://schemas.openxmlformats.org/drawingml/2006/main" xmlns:pic="http://schemas.openxmlformats.org/drawingml/2006/picture">
             <wp:extent cx="5760000" cy="3240000"/>
-            <wp:docPr id="2" name="Picture 2"/>
+            <wp:docPr id="5" name="Picture 5"/>
             <wp:cNvGraphicFramePr>
               <a:graphicFrameLocks noChangeAspect="1"/>
             </wp:cNvGraphicFramePr>
@@ -721,7 +1103,7 @@
                     <pic:cNvPicPr/>
                   </pic:nvPicPr>
                   <pic:blipFill>
-                    <a:blip r:embed="rId10"/>
+                    <a:blip r:embed="rId13"/>
                     <a:stretch>
                       <a:fillRect/>
                     </a:stretch>
@@ -763,7 +1145,7 @@
     </w:p>
     <w:p>
       <w:r>
-        <w:t>Все события приложения записываются в ОТДЕЛЬНУЮ базу данных PostgreSQL (planirovanie_audit). Логирование изолировано от основной БД, выполняется асинхронно и отказоустойчиво: если база журнала недоступна, приложение продолжает работать, а логирование само отключается.</w:t>
+        <w:t>Все события приложения записываются в ОТДЕЛЬНУЮ базу данных PostgreSQL (planirovanie_audit, таблица audit_events). Логирование изолировано от основной БД (собственный пул подключений), выполняется отказоустойчиво: если база журнала недоступна на старте, логирование само отключается, а приложение продолжает работать.</w:t>
       </w:r>
     </w:p>
     <w:p>
@@ -781,7 +1163,7 @@
     </w:p>
     <w:p>
       <w:r>
-        <w:t>Категории событий: ACCESS (запросы), DATA (изменения данных), AUTH (вход/выход/неудачные попытки), DENY (отказы доступа 401/403), CLIENT (действия в интерфейсе), ERROR (ошибки). Просмотр журнала — раздел «Журнал событий» (для администратора) с фильтрами по категории и пользователю.</w:t>
+        <w:t>Категории событий: ACCESS (запросы), DATA (изменения данных), AUTH (вход/выход/неудачные попытки), DENY (отказы доступа 401/403), CLIENT (действия в интерфейсе), ERROR (ошибки 5xx). Каждая запись содержит время, категорию, действие, пользователя и роль, метод, путь, статус, длительность, IP и детали. Просмотр журнала — раздел «Журнал событий» (для администратора) с фильтрами по категории и пользователю.</w:t>
       </w:r>
     </w:p>
     <w:p>
@@ -792,7 +1174,7 @@
         <w:drawing>
           <wp:inline xmlns:a="http://schemas.openxmlformats.org/drawingml/2006/main" xmlns:pic="http://schemas.openxmlformats.org/drawingml/2006/picture">
             <wp:extent cx="5760000" cy="3240000"/>
-            <wp:docPr id="3" name="Picture 3"/>
+            <wp:docPr id="6" name="Picture 6"/>
             <wp:cNvGraphicFramePr>
               <a:graphicFrameLocks noChangeAspect="1"/>
             </wp:cNvGraphicFramePr>
@@ -804,7 +1186,7 @@
                     <pic:cNvPicPr/>
                   </pic:nvPicPr>
                   <pic:blipFill>
-                    <a:blip r:embed="rId11"/>
+                    <a:blip r:embed="rId14"/>
                     <a:stretch>
                       <a:fillRect/>
                     </a:stretch>
@@ -846,12 +1228,59 @@
     </w:p>
     <w:p>
       <w:r>
-        <w:t>Клиент хранит состояние в localStorage и, при настроенном сервере, синхронизирует его через REST-эндпоинт /api/state (GET/PUT). Применяется оптимистическая блокировка версий: при одновременном сохранении клиент получает актуальную версию (код 409) и данные, чтобы не перезаписать чужие изменения.</w:t>
+        <w:t>Клиент хранит состояние в localStorage и, при настроенном сервере, синхронизирует его через REST-эндпоинт /api/state (GET/PUT). Применяется оптимистическая блокировка версий (app_meta.version): перед сохранением клиент может проверить версию HEAD-запросом; при рассинхроне PUT возвращает код 409 и актуальные данные, чтобы не перезаписать чужие изменения. Сервис аналитики (Python) читает ту же БД и считает метрики независимо.</w:t>
       </w:r>
     </w:p>
     <w:p>
+      <w:pPr>
+        <w:jc w:val="center"/>
+      </w:pPr>
       <w:r>
-        <w:t>Каждый раздел приложения соответствует коллекции/таблице в БД. Сервис аналитики (Python) читает ту же БД и считает метрики тем же движком, что и интерфейс.</w:t>
+        <w:drawing>
+          <wp:inline xmlns:a="http://schemas.openxmlformats.org/drawingml/2006/main" xmlns:pic="http://schemas.openxmlformats.org/drawingml/2006/picture">
+            <wp:extent cx="5940000" cy="3465000"/>
+            <wp:docPr id="7" name="Picture 7"/>
+            <wp:cNvGraphicFramePr>
+              <a:graphicFrameLocks noChangeAspect="1"/>
+            </wp:cNvGraphicFramePr>
+            <a:graphic>
+              <a:graphicData uri="http://schemas.openxmlformats.org/drawingml/2006/picture">
+                <pic:pic>
+                  <pic:nvPicPr>
+                    <pic:cNvPr id="0" name="flow.png"/>
+                    <pic:cNvPicPr/>
+                  </pic:nvPicPr>
+                  <pic:blipFill>
+                    <a:blip r:embed="rId15"/>
+                    <a:stretch>
+                      <a:fillRect/>
+                    </a:stretch>
+                  </pic:blipFill>
+                  <pic:spPr>
+                    <a:xfrm>
+                      <a:off x="0" y="0"/>
+                      <a:ext cx="5940000" cy="3465000"/>
+                    </a:xfrm>
+                    <a:prstGeom prst="rect"/>
+                  </pic:spPr>
+                </pic:pic>
+              </a:graphicData>
+            </a:graphic>
+          </wp:inline>
+        </w:drawing>
+      </w:r>
+    </w:p>
+    <w:p>
+      <w:pPr>
+        <w:jc w:val="center"/>
+      </w:pPr>
+      <w:r>
+        <w:rPr>
+          <w:i/>
+          <w:color w:val="7A8AA0"/>
+          <w:sz w:val="19"/>
+        </w:rPr>
+        <w:t>Схема 4. Поток запросов: чтение состояния, сохранение с проверкой прав и версии, аналитика</w:t>
       </w:r>
     </w:p>
     <w:p>
@@ -859,7 +1288,2084 @@
         <w:pStyle w:val="Heading1"/>
       </w:pPr>
       <w:r>
-        <w:t>7. Резервное копирование и восстановление</w:t>
+        <w:t>7. Структура базы данных</w:t>
+      </w:r>
+    </w:p>
+    <w:p>
+      <w:r>
+        <w:t>Основная БД planirovanie состоит из 27 таблиц данных приложения плюс таблиц авторизации; журнал вынесен в отдельную БД planirovanie_audit. Схема создаётся и заполняется миграциями Flyway: V1 — данные и сид, V2 — авторизация.</w:t>
+      </w:r>
+    </w:p>
+    <w:p>
+      <w:pPr>
+        <w:jc w:val="center"/>
+      </w:pPr>
+      <w:r>
+        <w:drawing>
+          <wp:inline xmlns:a="http://schemas.openxmlformats.org/drawingml/2006/main" xmlns:pic="http://schemas.openxmlformats.org/drawingml/2006/picture">
+            <wp:extent cx="5940000" cy="4606531"/>
+            <wp:docPr id="8" name="Picture 8"/>
+            <wp:cNvGraphicFramePr>
+              <a:graphicFrameLocks noChangeAspect="1"/>
+            </wp:cNvGraphicFramePr>
+            <a:graphic>
+              <a:graphicData uri="http://schemas.openxmlformats.org/drawingml/2006/picture">
+                <pic:pic>
+                  <pic:nvPicPr>
+                    <pic:cNvPr id="0" name="er.png"/>
+                    <pic:cNvPicPr/>
+                  </pic:nvPicPr>
+                  <pic:blipFill>
+                    <a:blip r:embed="rId16"/>
+                    <a:stretch>
+                      <a:fillRect/>
+                    </a:stretch>
+                  </pic:blipFill>
+                  <pic:spPr>
+                    <a:xfrm>
+                      <a:off x="0" y="0"/>
+                      <a:ext cx="5940000" cy="4606531"/>
+                    </a:xfrm>
+                    <a:prstGeom prst="rect"/>
+                  </pic:spPr>
+                </pic:pic>
+              </a:graphicData>
+            </a:graphic>
+          </wp:inline>
+        </w:drawing>
+      </w:r>
+    </w:p>
+    <w:p>
+      <w:pPr>
+        <w:jc w:val="center"/>
+      </w:pPr>
+      <w:r>
+        <w:rPr>
+          <w:i/>
+          <w:color w:val="7A8AA0"/>
+          <w:sz w:val="19"/>
+        </w:rPr>
+        <w:t>Схема 5. Структура базы данных: таблицы по доменным областям, авторизация, журнал и «мягкие» связи</w:t>
+      </w:r>
+    </w:p>
+    <w:p>
+      <w:r>
+        <w:t>Общие соглашения: у большинства таблиц есть суррогатный ключ (pk/id) и столбец ord (порядок строк для интерфейса). Бизнес-идентификаторы (task_id, rel_id, …) — текстовые; связи между таблицами «мягкие» (по этим ID в текстовых полях), без ограничений внешнего ключа, что повторяет модель клиентского состояния.</w:t>
+      </w:r>
+    </w:p>
+    <w:p>
+      <w:r>
+        <w:t>Ядро планирования:</w:t>
+      </w:r>
+    </w:p>
+    <w:tbl>
+      <w:tblPr>
+        <w:tblStyle w:val="LightGrid-Accent1"/>
+        <w:tblW w:type="auto" w:w="0"/>
+        <w:tblLook w:firstColumn="1" w:firstRow="1" w:lastColumn="0" w:lastRow="0" w:noHBand="0" w:noVBand="1" w:val="04A0"/>
+      </w:tblPr>
+      <w:tblGrid>
+        <w:gridCol w:w="2880"/>
+        <w:gridCol w:w="2880"/>
+        <w:gridCol w:w="2880"/>
+      </w:tblGrid>
+      <w:tr>
+        <w:tc>
+          <w:tcPr>
+            <w:tcW w:type="dxa" w:w="2880"/>
+          </w:tcPr>
+          <w:p>
+            <w:r>
+              <w:rPr>
+                <w:b/>
+              </w:rPr>
+              <w:t>Таблица</w:t>
+            </w:r>
+          </w:p>
+        </w:tc>
+        <w:tc>
+          <w:tcPr>
+            <w:tcW w:type="dxa" w:w="2880"/>
+          </w:tcPr>
+          <w:p>
+            <w:r>
+              <w:rPr>
+                <w:b/>
+              </w:rPr>
+              <w:t>Ключевые столбцы</w:t>
+            </w:r>
+          </w:p>
+        </w:tc>
+        <w:tc>
+          <w:tcPr>
+            <w:tcW w:type="dxa" w:w="2880"/>
+          </w:tcPr>
+          <w:p>
+            <w:r>
+              <w:rPr>
+                <w:b/>
+              </w:rPr>
+              <w:t>Назначение</w:t>
+            </w:r>
+          </w:p>
+        </w:tc>
+      </w:tr>
+      <w:tr>
+        <w:tc>
+          <w:tcPr>
+            <w:tcW w:type="dxa" w:w="2880"/>
+          </w:tcPr>
+          <w:p>
+            <w:r>
+              <w:t>params</w:t>
+            </w:r>
+          </w:p>
+        </w:tc>
+        <w:tc>
+          <w:tcPr>
+            <w:tcW w:type="dxa" w:w="2880"/>
+          </w:tcPr>
+          <w:p>
+            <w:r>
+              <w:t>id=1, name, start_date, sprint_days, focus, today_date, goal, sprints, budget_rate, budget_total, ttm_target</w:t>
+            </w:r>
+          </w:p>
+        </w:tc>
+        <w:tc>
+          <w:tcPr>
+            <w:tcW w:type="dxa" w:w="2880"/>
+          </w:tcPr>
+          <w:p>
+            <w:r>
+              <w:t>Единственная строка глобальных настроек проекта.</w:t>
+            </w:r>
+          </w:p>
+        </w:tc>
+      </w:tr>
+      <w:tr>
+        <w:tc>
+          <w:tcPr>
+            <w:tcW w:type="dxa" w:w="2880"/>
+          </w:tcPr>
+          <w:p>
+            <w:r>
+              <w:t>dod</w:t>
+            </w:r>
+          </w:p>
+        </w:tc>
+        <w:tc>
+          <w:tcPr>
+            <w:tcW w:type="dxa" w:w="2880"/>
+          </w:tcPr>
+          <w:p>
+            <w:r>
+              <w:t>id, crit, done, ord</w:t>
+            </w:r>
+          </w:p>
+        </w:tc>
+        <w:tc>
+          <w:tcPr>
+            <w:tcW w:type="dxa" w:w="2880"/>
+          </w:tcPr>
+          <w:p>
+            <w:r>
+              <w:t>Критерии Definition of Done.</w:t>
+            </w:r>
+          </w:p>
+        </w:tc>
+      </w:tr>
+      <w:tr>
+        <w:tc>
+          <w:tcPr>
+            <w:tcW w:type="dxa" w:w="2880"/>
+          </w:tcPr>
+          <w:p>
+            <w:r>
+              <w:t>team</w:t>
+            </w:r>
+          </w:p>
+        </w:tc>
+        <w:tc>
+          <w:tcPr>
+            <w:tcW w:type="dxa" w:w="2880"/>
+          </w:tcPr>
+          <w:p>
+            <w:r>
+              <w:t>id, name, role, avail, absent, ord</w:t>
+            </w:r>
+          </w:p>
+        </w:tc>
+        <w:tc>
+          <w:tcPr>
+            <w:tcW w:type="dxa" w:w="2880"/>
+          </w:tcPr>
+          <w:p>
+            <w:r>
+              <w:t>Участники команды; роль определяет доску Kanban, доступность и отсутствия — ёмкость.</w:t>
+            </w:r>
+          </w:p>
+        </w:tc>
+      </w:tr>
+      <w:tr>
+        <w:tc>
+          <w:tcPr>
+            <w:tcW w:type="dxa" w:w="2880"/>
+          </w:tcPr>
+          <w:p>
+            <w:r>
+              <w:t>tasks</w:t>
+            </w:r>
+          </w:p>
+        </w:tc>
+        <w:tc>
+          <w:tcPr>
+            <w:tcW w:type="dxa" w:w="2880"/>
+          </w:tcPr>
+          <w:p>
+            <w:r>
+              <w:t>pk, task_id, title, assignee, role, type, est, status, sprint, dep, started, done, added, ord</w:t>
+            </w:r>
+          </w:p>
+        </w:tc>
+        <w:tc>
+          <w:tcPr>
+            <w:tcW w:type="dxa" w:w="2880"/>
+          </w:tcPr>
+          <w:p>
+            <w:r>
+              <w:t>Задачи бэклога — источник большинства метрик.</w:t>
+            </w:r>
+          </w:p>
+        </w:tc>
+      </w:tr>
+      <w:tr>
+        <w:tc>
+          <w:tcPr>
+            <w:tcW w:type="dxa" w:w="2880"/>
+          </w:tcPr>
+          <w:p>
+            <w:r>
+              <w:t>releases</w:t>
+            </w:r>
+          </w:p>
+        </w:tc>
+        <w:tc>
+          <w:tcPr>
+            <w:tcW w:type="dxa" w:w="2880"/>
+          </w:tcPr>
+          <w:p>
+            <w:r>
+              <w:t>pk, rel_id, name, sfrom, sto, status, ord</w:t>
+            </w:r>
+          </w:p>
+        </w:tc>
+        <w:tc>
+          <w:tcPr>
+            <w:tcW w:type="dxa" w:w="2880"/>
+          </w:tcPr>
+          <w:p>
+            <w:r>
+              <w:t>Релизы (диапазон спринтов и статус).</w:t>
+            </w:r>
+          </w:p>
+        </w:tc>
+      </w:tr>
+      <w:tr>
+        <w:tc>
+          <w:tcPr>
+            <w:tcW w:type="dxa" w:w="2880"/>
+          </w:tcPr>
+          <w:p>
+            <w:r>
+              <w:t>milestones</w:t>
+            </w:r>
+          </w:p>
+        </w:tc>
+        <w:tc>
+          <w:tcPr>
+            <w:tcW w:type="dxa" w:w="2880"/>
+          </w:tcPr>
+          <w:p>
+            <w:r>
+              <w:t>pk, ms_id, name, sprint, status, rel, ord</w:t>
+            </w:r>
+          </w:p>
+        </w:tc>
+        <w:tc>
+          <w:tcPr>
+            <w:tcW w:type="dxa" w:w="2880"/>
+          </w:tcPr>
+          <w:p>
+            <w:r>
+              <w:t>Вехи, привязка к релизу (rel).</w:t>
+            </w:r>
+          </w:p>
+        </w:tc>
+      </w:tr>
+    </w:tbl>
+    <w:p>
+      <w:r>
+        <w:t>Приоритизация и подготовка:</w:t>
+      </w:r>
+    </w:p>
+    <w:tbl>
+      <w:tblPr>
+        <w:tblStyle w:val="LightGrid-Accent1"/>
+        <w:tblW w:type="auto" w:w="0"/>
+        <w:tblLook w:firstColumn="1" w:firstRow="1" w:lastColumn="0" w:lastRow="0" w:noHBand="0" w:noVBand="1" w:val="04A0"/>
+      </w:tblPr>
+      <w:tblGrid>
+        <w:gridCol w:w="2880"/>
+        <w:gridCol w:w="2880"/>
+        <w:gridCol w:w="2880"/>
+      </w:tblGrid>
+      <w:tr>
+        <w:tc>
+          <w:tcPr>
+            <w:tcW w:type="dxa" w:w="2880"/>
+          </w:tcPr>
+          <w:p>
+            <w:r>
+              <w:rPr>
+                <w:b/>
+              </w:rPr>
+              <w:t>Таблица</w:t>
+            </w:r>
+          </w:p>
+        </w:tc>
+        <w:tc>
+          <w:tcPr>
+            <w:tcW w:type="dxa" w:w="2880"/>
+          </w:tcPr>
+          <w:p>
+            <w:r>
+              <w:rPr>
+                <w:b/>
+              </w:rPr>
+              <w:t>Ключевые столбцы</w:t>
+            </w:r>
+          </w:p>
+        </w:tc>
+        <w:tc>
+          <w:tcPr>
+            <w:tcW w:type="dxa" w:w="2880"/>
+          </w:tcPr>
+          <w:p>
+            <w:r>
+              <w:rPr>
+                <w:b/>
+              </w:rPr>
+              <w:t>Назначение</w:t>
+            </w:r>
+          </w:p>
+        </w:tc>
+      </w:tr>
+      <w:tr>
+        <w:tc>
+          <w:tcPr>
+            <w:tcW w:type="dxa" w:w="2880"/>
+          </w:tcPr>
+          <w:p>
+            <w:r>
+              <w:t>rice</w:t>
+            </w:r>
+          </w:p>
+        </w:tc>
+        <w:tc>
+          <w:tcPr>
+            <w:tcW w:type="dxa" w:w="2880"/>
+          </w:tcPr>
+          <w:p>
+            <w:r>
+              <w:t>pk, rice_id, task, name, reach, impact, conf, effort, ord</w:t>
+            </w:r>
+          </w:p>
+        </w:tc>
+        <w:tc>
+          <w:tcPr>
+            <w:tcW w:type="dxa" w:w="2880"/>
+          </w:tcPr>
+          <w:p>
+            <w:r>
+              <w:t>RICE-приоритизация; task — ссылка на задачу.</w:t>
+            </w:r>
+          </w:p>
+        </w:tc>
+      </w:tr>
+      <w:tr>
+        <w:tc>
+          <w:tcPr>
+            <w:tcW w:type="dxa" w:w="2880"/>
+          </w:tcPr>
+          <w:p>
+            <w:r>
+              <w:t>moscow</w:t>
+            </w:r>
+          </w:p>
+        </w:tc>
+        <w:tc>
+          <w:tcPr>
+            <w:tcW w:type="dxa" w:w="2880"/>
+          </w:tcPr>
+          <w:p>
+            <w:r>
+              <w:t>pk, ms_id, task, name, category, note, ord</w:t>
+            </w:r>
+          </w:p>
+        </w:tc>
+        <w:tc>
+          <w:tcPr>
+            <w:tcW w:type="dxa" w:w="2880"/>
+          </w:tcPr>
+          <w:p>
+            <w:r>
+              <w:t>MoSCoW-категоризация; task — ссылка на задачу.</w:t>
+            </w:r>
+          </w:p>
+        </w:tc>
+      </w:tr>
+      <w:tr>
+        <w:tc>
+          <w:tcPr>
+            <w:tcW w:type="dxa" w:w="2880"/>
+          </w:tcPr>
+          <w:p>
+            <w:r>
+              <w:t>grooming</w:t>
+            </w:r>
+          </w:p>
+        </w:tc>
+        <w:tc>
+          <w:tcPr>
+            <w:tcW w:type="dxa" w:w="2880"/>
+          </w:tcPr>
+          <w:p>
+            <w:r>
+              <w:t>pk, grm_id, task, gdate, item, action, est, ready, owner, notes, ord</w:t>
+            </w:r>
+          </w:p>
+        </w:tc>
+        <w:tc>
+          <w:tcPr>
+            <w:tcW w:type="dxa" w:w="2880"/>
+          </w:tcPr>
+          <w:p>
+            <w:r>
+              <w:t>Груминг: готовность (ready) и оценка.</w:t>
+            </w:r>
+          </w:p>
+        </w:tc>
+      </w:tr>
+    </w:tbl>
+    <w:p>
+      <w:r>
+        <w:t>Качество, риски, зависимости:</w:t>
+      </w:r>
+    </w:p>
+    <w:tbl>
+      <w:tblPr>
+        <w:tblStyle w:val="LightGrid-Accent1"/>
+        <w:tblW w:type="auto" w:w="0"/>
+        <w:tblLook w:firstColumn="1" w:firstRow="1" w:lastColumn="0" w:lastRow="0" w:noHBand="0" w:noVBand="1" w:val="04A0"/>
+      </w:tblPr>
+      <w:tblGrid>
+        <w:gridCol w:w="2880"/>
+        <w:gridCol w:w="2880"/>
+        <w:gridCol w:w="2880"/>
+      </w:tblGrid>
+      <w:tr>
+        <w:tc>
+          <w:tcPr>
+            <w:tcW w:type="dxa" w:w="2880"/>
+          </w:tcPr>
+          <w:p>
+            <w:r>
+              <w:rPr>
+                <w:b/>
+              </w:rPr>
+              <w:t>Таблица</w:t>
+            </w:r>
+          </w:p>
+        </w:tc>
+        <w:tc>
+          <w:tcPr>
+            <w:tcW w:type="dxa" w:w="2880"/>
+          </w:tcPr>
+          <w:p>
+            <w:r>
+              <w:rPr>
+                <w:b/>
+              </w:rPr>
+              <w:t>Ключевые столбцы</w:t>
+            </w:r>
+          </w:p>
+        </w:tc>
+        <w:tc>
+          <w:tcPr>
+            <w:tcW w:type="dxa" w:w="2880"/>
+          </w:tcPr>
+          <w:p>
+            <w:r>
+              <w:rPr>
+                <w:b/>
+              </w:rPr>
+              <w:t>Назначение</w:t>
+            </w:r>
+          </w:p>
+        </w:tc>
+      </w:tr>
+      <w:tr>
+        <w:tc>
+          <w:tcPr>
+            <w:tcW w:type="dxa" w:w="2880"/>
+          </w:tcPr>
+          <w:p>
+            <w:r>
+              <w:t>bugs</w:t>
+            </w:r>
+          </w:p>
+        </w:tc>
+        <w:tc>
+          <w:tcPr>
+            <w:tcW w:type="dxa" w:w="2880"/>
+          </w:tcPr>
+          <w:p>
+            <w:r>
+              <w:t>pk, bug_id, descr, task, sprint, sev, status, time_h, reopened, cause, ord</w:t>
+            </w:r>
+          </w:p>
+        </w:tc>
+        <w:tc>
+          <w:tcPr>
+            <w:tcW w:type="dxa" w:w="2880"/>
+          </w:tcPr>
+          <w:p>
+            <w:r>
+              <w:t>Дефекты; питают метрику DRE.</w:t>
+            </w:r>
+          </w:p>
+        </w:tc>
+      </w:tr>
+      <w:tr>
+        <w:tc>
+          <w:tcPr>
+            <w:tcW w:type="dxa" w:w="2880"/>
+          </w:tcPr>
+          <w:p>
+            <w:r>
+              <w:t>risks</w:t>
+            </w:r>
+          </w:p>
+        </w:tc>
+        <w:tc>
+          <w:tcPr>
+            <w:tcW w:type="dxa" w:w="2880"/>
+          </w:tcPr>
+          <w:p>
+            <w:r>
+              <w:t>pk, name, p, i, mit, owner, status, ord</w:t>
+            </w:r>
+          </w:p>
+        </w:tc>
+        <w:tc>
+          <w:tcPr>
+            <w:tcW w:type="dxa" w:w="2880"/>
+          </w:tcPr>
+          <w:p>
+            <w:r>
+              <w:t>Риски (вероятность × влияние).</w:t>
+            </w:r>
+          </w:p>
+        </w:tc>
+      </w:tr>
+      <w:tr>
+        <w:tc>
+          <w:tcPr>
+            <w:tcW w:type="dxa" w:w="2880"/>
+          </w:tcPr>
+          <w:p>
+            <w:r>
+              <w:t>tech_debt</w:t>
+            </w:r>
+          </w:p>
+        </w:tc>
+        <w:tc>
+          <w:tcPr>
+            <w:tcW w:type="dxa" w:w="2880"/>
+          </w:tcPr>
+          <w:p>
+            <w:r>
+              <w:t>pk, td_id, descr, area, type, impact, est, status, created, paid, ord</w:t>
+            </w:r>
+          </w:p>
+        </w:tc>
+        <w:tc>
+          <w:tcPr>
+            <w:tcW w:type="dxa" w:w="2880"/>
+          </w:tcPr>
+          <w:p>
+            <w:r>
+              <w:t>Технический долг и его тренд.</w:t>
+            </w:r>
+          </w:p>
+        </w:tc>
+      </w:tr>
+      <w:tr>
+        <w:tc>
+          <w:tcPr>
+            <w:tcW w:type="dxa" w:w="2880"/>
+          </w:tcPr>
+          <w:p>
+            <w:r>
+              <w:t>deps</w:t>
+            </w:r>
+          </w:p>
+        </w:tc>
+        <w:tc>
+          <w:tcPr>
+            <w:tcW w:type="dxa" w:w="2880"/>
+          </w:tcPr>
+          <w:p>
+            <w:r>
+              <w:t>pk, dep_id, item, type, task, stream, dir, descr, sprint, status, owner, risk, ord</w:t>
+            </w:r>
+          </w:p>
+        </w:tc>
+        <w:tc>
+          <w:tcPr>
+            <w:tcW w:type="dxa" w:w="2880"/>
+          </w:tcPr>
+          <w:p>
+            <w:r>
+              <w:t>Межстримовые зависимости.</w:t>
+            </w:r>
+          </w:p>
+        </w:tc>
+      </w:tr>
+    </w:tbl>
+    <w:p>
+      <w:r>
+        <w:t>Церемонии:</w:t>
+      </w:r>
+    </w:p>
+    <w:tbl>
+      <w:tblPr>
+        <w:tblStyle w:val="LightGrid-Accent1"/>
+        <w:tblW w:type="auto" w:w="0"/>
+        <w:tblLook w:firstColumn="1" w:firstRow="1" w:lastColumn="0" w:lastRow="0" w:noHBand="0" w:noVBand="1" w:val="04A0"/>
+      </w:tblPr>
+      <w:tblGrid>
+        <w:gridCol w:w="2880"/>
+        <w:gridCol w:w="2880"/>
+        <w:gridCol w:w="2880"/>
+      </w:tblGrid>
+      <w:tr>
+        <w:tc>
+          <w:tcPr>
+            <w:tcW w:type="dxa" w:w="2880"/>
+          </w:tcPr>
+          <w:p>
+            <w:r>
+              <w:rPr>
+                <w:b/>
+              </w:rPr>
+              <w:t>Таблица</w:t>
+            </w:r>
+          </w:p>
+        </w:tc>
+        <w:tc>
+          <w:tcPr>
+            <w:tcW w:type="dxa" w:w="2880"/>
+          </w:tcPr>
+          <w:p>
+            <w:r>
+              <w:rPr>
+                <w:b/>
+              </w:rPr>
+              <w:t>Ключевые столбцы</w:t>
+            </w:r>
+          </w:p>
+        </w:tc>
+        <w:tc>
+          <w:tcPr>
+            <w:tcW w:type="dxa" w:w="2880"/>
+          </w:tcPr>
+          <w:p>
+            <w:r>
+              <w:rPr>
+                <w:b/>
+              </w:rPr>
+              <w:t>Назначение</w:t>
+            </w:r>
+          </w:p>
+        </w:tc>
+      </w:tr>
+      <w:tr>
+        <w:tc>
+          <w:tcPr>
+            <w:tcW w:type="dxa" w:w="2880"/>
+          </w:tcPr>
+          <w:p>
+            <w:r>
+              <w:t>daily</w:t>
+            </w:r>
+          </w:p>
+        </w:tc>
+        <w:tc>
+          <w:tcPr>
+            <w:tcW w:type="dxa" w:w="2880"/>
+          </w:tcPr>
+          <w:p>
+            <w:r>
+              <w:t>pk, daily_id, ddate, sprint, participant, yesterday, today, blocker, ord</w:t>
+            </w:r>
+          </w:p>
+        </w:tc>
+        <w:tc>
+          <w:tcPr>
+            <w:tcW w:type="dxa" w:w="2880"/>
+          </w:tcPr>
+          <w:p>
+            <w:r>
+              <w:t>Дэйли: планы и блокеры.</w:t>
+            </w:r>
+          </w:p>
+        </w:tc>
+      </w:tr>
+      <w:tr>
+        <w:tc>
+          <w:tcPr>
+            <w:tcW w:type="dxa" w:w="2880"/>
+          </w:tcPr>
+          <w:p>
+            <w:r>
+              <w:t>demo</w:t>
+            </w:r>
+          </w:p>
+        </w:tc>
+        <w:tc>
+          <w:tcPr>
+            <w:tcW w:type="dxa" w:w="2880"/>
+          </w:tcPr>
+          <w:p>
+            <w:r>
+              <w:t>pk, demo_id, sprint, ddate, item, presenter, stakeholders, feedback, status, ord</w:t>
+            </w:r>
+          </w:p>
+        </w:tc>
+        <w:tc>
+          <w:tcPr>
+            <w:tcW w:type="dxa" w:w="2880"/>
+          </w:tcPr>
+          <w:p>
+            <w:r>
+              <w:t>Демо: обзоры и итоги.</w:t>
+            </w:r>
+          </w:p>
+        </w:tc>
+      </w:tr>
+      <w:tr>
+        <w:tc>
+          <w:tcPr>
+            <w:tcW w:type="dxa" w:w="2880"/>
+          </w:tcPr>
+          <w:p>
+            <w:r>
+              <w:t>retro</w:t>
+            </w:r>
+          </w:p>
+        </w:tc>
+        <w:tc>
+          <w:tcPr>
+            <w:tcW w:type="dxa" w:w="2880"/>
+          </w:tcPr>
+          <w:p>
+            <w:r>
+              <w:t>id, sprint, well, improve, action, owner, due, status, votes, rformat, ord</w:t>
+            </w:r>
+          </w:p>
+        </w:tc>
+        <w:tc>
+          <w:tcPr>
+            <w:tcW w:type="dxa" w:w="2880"/>
+          </w:tcPr>
+          <w:p>
+            <w:r>
+              <w:t>Ретроспективы, голоса и формат.</w:t>
+            </w:r>
+          </w:p>
+        </w:tc>
+      </w:tr>
+      <w:tr>
+        <w:tc>
+          <w:tcPr>
+            <w:tcW w:type="dxa" w:w="2880"/>
+          </w:tcPr>
+          <w:p>
+            <w:r>
+              <w:t>mood / kudos / experiments / radar</w:t>
+            </w:r>
+          </w:p>
+        </w:tc>
+        <w:tc>
+          <w:tcPr>
+            <w:tcW w:type="dxa" w:w="2880"/>
+          </w:tcPr>
+          <w:p>
+            <w:r>
+              <w:t>sprint, значения по своей теме, ord</w:t>
+            </w:r>
+          </w:p>
+        </w:tc>
+        <w:tc>
+          <w:tcPr>
+            <w:tcW w:type="dxa" w:w="2880"/>
+          </w:tcPr>
+          <w:p>
+            <w:r>
+              <w:t>Настроение, благодарности, эксперименты, Team Radar.</w:t>
+            </w:r>
+          </w:p>
+        </w:tc>
+      </w:tr>
+    </w:tbl>
+    <w:p>
+      <w:r>
+        <w:t>Персонал, календарь, цели, справка, служебные:</w:t>
+      </w:r>
+    </w:p>
+    <w:tbl>
+      <w:tblPr>
+        <w:tblStyle w:val="LightGrid-Accent1"/>
+        <w:tblW w:type="auto" w:w="0"/>
+        <w:tblLook w:firstColumn="1" w:firstRow="1" w:lastColumn="0" w:lastRow="0" w:noHBand="0" w:noVBand="1" w:val="04A0"/>
+      </w:tblPr>
+      <w:tblGrid>
+        <w:gridCol w:w="2880"/>
+        <w:gridCol w:w="2880"/>
+        <w:gridCol w:w="2880"/>
+      </w:tblGrid>
+      <w:tr>
+        <w:tc>
+          <w:tcPr>
+            <w:tcW w:type="dxa" w:w="2880"/>
+          </w:tcPr>
+          <w:p>
+            <w:r>
+              <w:rPr>
+                <w:b/>
+              </w:rPr>
+              <w:t>Таблица</w:t>
+            </w:r>
+          </w:p>
+        </w:tc>
+        <w:tc>
+          <w:tcPr>
+            <w:tcW w:type="dxa" w:w="2880"/>
+          </w:tcPr>
+          <w:p>
+            <w:r>
+              <w:rPr>
+                <w:b/>
+              </w:rPr>
+              <w:t>Ключевые столбцы</w:t>
+            </w:r>
+          </w:p>
+        </w:tc>
+        <w:tc>
+          <w:tcPr>
+            <w:tcW w:type="dxa" w:w="2880"/>
+          </w:tcPr>
+          <w:p>
+            <w:r>
+              <w:rPr>
+                <w:b/>
+              </w:rPr>
+              <w:t>Назначение</w:t>
+            </w:r>
+          </w:p>
+        </w:tc>
+      </w:tr>
+      <w:tr>
+        <w:tc>
+          <w:tcPr>
+            <w:tcW w:type="dxa" w:w="2880"/>
+          </w:tcPr>
+          <w:p>
+            <w:r>
+              <w:t>vacation</w:t>
+            </w:r>
+          </w:p>
+        </w:tc>
+        <w:tc>
+          <w:tcPr>
+            <w:tcW w:type="dxa" w:w="2880"/>
+          </w:tcPr>
+          <w:p>
+            <w:r>
+              <w:t>pk, vac_id, member, vtype, dfrom, dto, days, status, notes, ord</w:t>
+            </w:r>
+          </w:p>
+        </w:tc>
+        <w:tc>
+          <w:tcPr>
+            <w:tcW w:type="dxa" w:w="2880"/>
+          </w:tcPr>
+          <w:p>
+            <w:r>
+              <w:t>Отпуска/больничные — уменьшают ёмкость спринта.</w:t>
+            </w:r>
+          </w:p>
+        </w:tc>
+      </w:tr>
+      <w:tr>
+        <w:tc>
+          <w:tcPr>
+            <w:tcW w:type="dxa" w:w="2880"/>
+          </w:tcPr>
+          <w:p>
+            <w:r>
+              <w:t>birthdays</w:t>
+            </w:r>
+          </w:p>
+        </w:tc>
+        <w:tc>
+          <w:tcPr>
+            <w:tcW w:type="dxa" w:w="2880"/>
+          </w:tcPr>
+          <w:p>
+            <w:r>
+              <w:t>pk, bd_id, member, bdate, role, notes, ord</w:t>
+            </w:r>
+          </w:p>
+        </w:tc>
+        <w:tc>
+          <w:tcPr>
+            <w:tcW w:type="dxa" w:w="2880"/>
+          </w:tcPr>
+          <w:p>
+            <w:r>
+              <w:t>Дни рождения участников.</w:t>
+            </w:r>
+          </w:p>
+        </w:tc>
+      </w:tr>
+      <w:tr>
+        <w:tc>
+          <w:tcPr>
+            <w:tcW w:type="dxa" w:w="2880"/>
+          </w:tcPr>
+          <w:p>
+            <w:r>
+              <w:t>calendar</w:t>
+            </w:r>
+          </w:p>
+        </w:tc>
+        <w:tc>
+          <w:tcPr>
+            <w:tcW w:type="dxa" w:w="2880"/>
+          </w:tcPr>
+          <w:p>
+            <w:r>
+              <w:t>id, cdate, name, ord</w:t>
+            </w:r>
+          </w:p>
+        </w:tc>
+        <w:tc>
+          <w:tcPr>
+            <w:tcW w:type="dxa" w:w="2880"/>
+          </w:tcPr>
+          <w:p>
+            <w:r>
+              <w:t>Праздники и нерабочие дни (влияют на рабочие дни).</w:t>
+            </w:r>
+          </w:p>
+        </w:tc>
+      </w:tr>
+      <w:tr>
+        <w:tc>
+          <w:tcPr>
+            <w:tcW w:type="dxa" w:w="2880"/>
+          </w:tcPr>
+          <w:p>
+            <w:r>
+              <w:t>okr</w:t>
+            </w:r>
+          </w:p>
+        </w:tc>
+        <w:tc>
+          <w:tcPr>
+            <w:tcW w:type="dxa" w:w="2880"/>
+          </w:tcPr>
+          <w:p>
+            <w:r>
+              <w:t>id, q, obj, kr, target, cur, ord</w:t>
+            </w:r>
+          </w:p>
+        </w:tc>
+        <w:tc>
+          <w:tcPr>
+            <w:tcW w:type="dxa" w:w="2880"/>
+          </w:tcPr>
+          <w:p>
+            <w:r>
+              <w:t>Цели квартала и Key Results.</w:t>
+            </w:r>
+          </w:p>
+        </w:tc>
+      </w:tr>
+      <w:tr>
+        <w:tc>
+          <w:tcPr>
+            <w:tcW w:type="dxa" w:w="2880"/>
+          </w:tcPr>
+          <w:p>
+            <w:r>
+              <w:t>faq</w:t>
+            </w:r>
+          </w:p>
+        </w:tc>
+        <w:tc>
+          <w:tcPr>
+            <w:tcW w:type="dxa" w:w="2880"/>
+          </w:tcPr>
+          <w:p>
+            <w:r>
+              <w:t>pk, faq_id, category, question, answer, ord</w:t>
+            </w:r>
+          </w:p>
+        </w:tc>
+        <w:tc>
+          <w:tcPr>
+            <w:tcW w:type="dxa" w:w="2880"/>
+          </w:tcPr>
+          <w:p>
+            <w:r>
+              <w:t>Часто задаваемые вопросы.</w:t>
+            </w:r>
+          </w:p>
+        </w:tc>
+      </w:tr>
+      <w:tr>
+        <w:tc>
+          <w:tcPr>
+            <w:tcW w:type="dxa" w:w="2880"/>
+          </w:tcPr>
+          <w:p>
+            <w:r>
+              <w:t>app_meta</w:t>
+            </w:r>
+          </w:p>
+        </w:tc>
+        <w:tc>
+          <w:tcPr>
+            <w:tcW w:type="dxa" w:w="2880"/>
+          </w:tcPr>
+          <w:p>
+            <w:r>
+              <w:t>id=1, version</w:t>
+            </w:r>
+          </w:p>
+        </w:tc>
+        <w:tc>
+          <w:tcPr>
+            <w:tcW w:type="dxa" w:w="2880"/>
+          </w:tcPr>
+          <w:p>
+            <w:r>
+              <w:t>Версия состояния для оптимистической блокировки.</w:t>
+            </w:r>
+          </w:p>
+        </w:tc>
+      </w:tr>
+    </w:tbl>
+    <w:p>
+      <w:r>
+        <w:t>Авторизация (миграция V2, основная БД):</w:t>
+      </w:r>
+    </w:p>
+    <w:tbl>
+      <w:tblPr>
+        <w:tblStyle w:val="LightGrid-Accent1"/>
+        <w:tblW w:type="auto" w:w="0"/>
+        <w:tblLook w:firstColumn="1" w:firstRow="1" w:lastColumn="0" w:lastRow="0" w:noHBand="0" w:noVBand="1" w:val="04A0"/>
+      </w:tblPr>
+      <w:tblGrid>
+        <w:gridCol w:w="2880"/>
+        <w:gridCol w:w="2880"/>
+        <w:gridCol w:w="2880"/>
+      </w:tblGrid>
+      <w:tr>
+        <w:tc>
+          <w:tcPr>
+            <w:tcW w:type="dxa" w:w="2880"/>
+          </w:tcPr>
+          <w:p>
+            <w:r>
+              <w:rPr>
+                <w:b/>
+              </w:rPr>
+              <w:t>Таблица</w:t>
+            </w:r>
+          </w:p>
+        </w:tc>
+        <w:tc>
+          <w:tcPr>
+            <w:tcW w:type="dxa" w:w="2880"/>
+          </w:tcPr>
+          <w:p>
+            <w:r>
+              <w:rPr>
+                <w:b/>
+              </w:rPr>
+              <w:t>Ключевые столбцы</w:t>
+            </w:r>
+          </w:p>
+        </w:tc>
+        <w:tc>
+          <w:tcPr>
+            <w:tcW w:type="dxa" w:w="2880"/>
+          </w:tcPr>
+          <w:p>
+            <w:r>
+              <w:rPr>
+                <w:b/>
+              </w:rPr>
+              <w:t>Назначение</w:t>
+            </w:r>
+          </w:p>
+        </w:tc>
+      </w:tr>
+      <w:tr>
+        <w:tc>
+          <w:tcPr>
+            <w:tcW w:type="dxa" w:w="2880"/>
+          </w:tcPr>
+          <w:p>
+            <w:r>
+              <w:t>app_users</w:t>
+            </w:r>
+          </w:p>
+        </w:tc>
+        <w:tc>
+          <w:tcPr>
+            <w:tcW w:type="dxa" w:w="2880"/>
+          </w:tcPr>
+          <w:p>
+            <w:r>
+              <w:t>pk, username (UNIQUE), pass_hash (PBKDF2), role, display_name, active, created_at</w:t>
+            </w:r>
+          </w:p>
+        </w:tc>
+        <w:tc>
+          <w:tcPr>
+            <w:tcW w:type="dxa" w:w="2880"/>
+          </w:tcPr>
+          <w:p>
+            <w:r>
+              <w:t>Учётные записи и роли.</w:t>
+            </w:r>
+          </w:p>
+        </w:tc>
+      </w:tr>
+      <w:tr>
+        <w:tc>
+          <w:tcPr>
+            <w:tcW w:type="dxa" w:w="2880"/>
+          </w:tcPr>
+          <w:p>
+            <w:r>
+              <w:t>app_sessions</w:t>
+            </w:r>
+          </w:p>
+        </w:tc>
+        <w:tc>
+          <w:tcPr>
+            <w:tcW w:type="dxa" w:w="2880"/>
+          </w:tcPr>
+          <w:p>
+            <w:r>
+              <w:t>token (PK), username, role, created_at, expires_at</w:t>
+            </w:r>
+          </w:p>
+        </w:tc>
+        <w:tc>
+          <w:tcPr>
+            <w:tcW w:type="dxa" w:w="2880"/>
+          </w:tcPr>
+          <w:p>
+            <w:r>
+              <w:t>Активные сессии (bearer-токены).</w:t>
+            </w:r>
+          </w:p>
+        </w:tc>
+      </w:tr>
+    </w:tbl>
+    <w:p>
+      <w:r>
+        <w:t>Журнал (отдельная БД planirovanie_audit):</w:t>
+      </w:r>
+    </w:p>
+    <w:tbl>
+      <w:tblPr>
+        <w:tblStyle w:val="LightGrid-Accent1"/>
+        <w:tblW w:type="auto" w:w="0"/>
+        <w:tblLook w:firstColumn="1" w:firstRow="1" w:lastColumn="0" w:lastRow="0" w:noHBand="0" w:noVBand="1" w:val="04A0"/>
+      </w:tblPr>
+      <w:tblGrid>
+        <w:gridCol w:w="2880"/>
+        <w:gridCol w:w="2880"/>
+        <w:gridCol w:w="2880"/>
+      </w:tblGrid>
+      <w:tr>
+        <w:tc>
+          <w:tcPr>
+            <w:tcW w:type="dxa" w:w="2880"/>
+          </w:tcPr>
+          <w:p>
+            <w:r>
+              <w:rPr>
+                <w:b/>
+              </w:rPr>
+              <w:t>Таблица</w:t>
+            </w:r>
+          </w:p>
+        </w:tc>
+        <w:tc>
+          <w:tcPr>
+            <w:tcW w:type="dxa" w:w="2880"/>
+          </w:tcPr>
+          <w:p>
+            <w:r>
+              <w:rPr>
+                <w:b/>
+              </w:rPr>
+              <w:t>Ключевые столбцы</w:t>
+            </w:r>
+          </w:p>
+        </w:tc>
+        <w:tc>
+          <w:tcPr>
+            <w:tcW w:type="dxa" w:w="2880"/>
+          </w:tcPr>
+          <w:p>
+            <w:r>
+              <w:rPr>
+                <w:b/>
+              </w:rPr>
+              <w:t>Назначение</w:t>
+            </w:r>
+          </w:p>
+        </w:tc>
+      </w:tr>
+      <w:tr>
+        <w:tc>
+          <w:tcPr>
+            <w:tcW w:type="dxa" w:w="2880"/>
+          </w:tcPr>
+          <w:p>
+            <w:r>
+              <w:t>audit_events</w:t>
+            </w:r>
+          </w:p>
+        </w:tc>
+        <w:tc>
+          <w:tcPr>
+            <w:tcW w:type="dxa" w:w="2880"/>
+          </w:tcPr>
+          <w:p>
+            <w:r>
+              <w:t>id, ts, category, action, username, role, method, path, status, duration_ms, ip, user_agent, detail</w:t>
+            </w:r>
+          </w:p>
+        </w:tc>
+        <w:tc>
+          <w:tcPr>
+            <w:tcW w:type="dxa" w:w="2880"/>
+          </w:tcPr>
+          <w:p>
+            <w:r>
+              <w:t>Все события приложения и сервера.</w:t>
+            </w:r>
+          </w:p>
+        </w:tc>
+      </w:tr>
+    </w:tbl>
+    <w:p>
+      <w:r>
+        <w:t>Важное замечание о новых клиентских полях. Возможности, добавленные на стороне интерфейса — явная привязка задачи к релизу (task.release), проставленный приоритет (priority), признак готовности (dor), а также определения Kanban-досок (коллекция boards) — в серверную схему версии 1 не входят. В серверном режиме сервер сохраняет только поля из схемы (лишние поля игнорируются), поэтому эти данные хранятся в localStorage браузера и не переживают полный цикл сохранения на сервере. Для их серверного хранения потребуется миграция схемы: расширение таблицы tasks столбцами release/priority/dor и новая таблица boards (с соответствующими сущностью и DTO). В офлайн-режиме (localStorage) и при экспорте/импорте JSON эти поля сохраняются полностью.</w:t>
+      </w:r>
+    </w:p>
+    <w:p>
+      <w:pPr>
+        <w:pStyle w:val="Heading1"/>
+      </w:pPr>
+      <w:r>
+        <w:t>8. Справочник REST API (эндпоинты)</w:t>
+      </w:r>
+    </w:p>
+    <w:p>
+      <w:r>
+        <w:t>Java-сервис (api). Столбец «Роль» — минимально необходимая роль; «публично» — без авторизации.</w:t>
+      </w:r>
+    </w:p>
+    <w:tbl>
+      <w:tblPr>
+        <w:tblStyle w:val="LightGrid-Accent1"/>
+        <w:tblW w:type="auto" w:w="0"/>
+        <w:tblLook w:firstColumn="1" w:firstRow="1" w:lastColumn="0" w:lastRow="0" w:noHBand="0" w:noVBand="1" w:val="04A0"/>
+      </w:tblPr>
+      <w:tblGrid>
+        <w:gridCol w:w="2880"/>
+        <w:gridCol w:w="2880"/>
+        <w:gridCol w:w="2880"/>
+      </w:tblGrid>
+      <w:tr>
+        <w:tc>
+          <w:tcPr>
+            <w:tcW w:type="dxa" w:w="2880"/>
+          </w:tcPr>
+          <w:p>
+            <w:r>
+              <w:rPr>
+                <w:b/>
+              </w:rPr>
+              <w:t>Метод и путь</w:t>
+            </w:r>
+          </w:p>
+        </w:tc>
+        <w:tc>
+          <w:tcPr>
+            <w:tcW w:type="dxa" w:w="2880"/>
+          </w:tcPr>
+          <w:p>
+            <w:r>
+              <w:rPr>
+                <w:b/>
+              </w:rPr>
+              <w:t>Роль</w:t>
+            </w:r>
+          </w:p>
+        </w:tc>
+        <w:tc>
+          <w:tcPr>
+            <w:tcW w:type="dxa" w:w="2880"/>
+          </w:tcPr>
+          <w:p>
+            <w:r>
+              <w:rPr>
+                <w:b/>
+              </w:rPr>
+              <w:t>Назначение и логика</w:t>
+            </w:r>
+          </w:p>
+        </w:tc>
+      </w:tr>
+      <w:tr>
+        <w:tc>
+          <w:tcPr>
+            <w:tcW w:type="dxa" w:w="2880"/>
+          </w:tcPr>
+          <w:p>
+            <w:r>
+              <w:t>GET /api/health</w:t>
+            </w:r>
+          </w:p>
+        </w:tc>
+        <w:tc>
+          <w:tcPr>
+            <w:tcW w:type="dxa" w:w="2880"/>
+          </w:tcPr>
+          <w:p>
+            <w:r>
+              <w:t>публично</w:t>
+            </w:r>
+          </w:p>
+        </w:tc>
+        <w:tc>
+          <w:tcPr>
+            <w:tcW w:type="dxa" w:w="2880"/>
+          </w:tcPr>
+          <w:p>
+            <w:r>
+              <w:t>Проверка работоспособности сервиса.</w:t>
+            </w:r>
+          </w:p>
+        </w:tc>
+      </w:tr>
+      <w:tr>
+        <w:tc>
+          <w:tcPr>
+            <w:tcW w:type="dxa" w:w="2880"/>
+          </w:tcPr>
+          <w:p>
+            <w:r>
+              <w:t>GET /api/state</w:t>
+            </w:r>
+          </w:p>
+        </w:tc>
+        <w:tc>
+          <w:tcPr>
+            <w:tcW w:type="dxa" w:w="2880"/>
+          </w:tcPr>
+          <w:p>
+            <w:r>
+              <w:t>VIEWER+</w:t>
+            </w:r>
+          </w:p>
+        </w:tc>
+        <w:tc>
+          <w:tcPr>
+            <w:tcW w:type="dxa" w:w="2880"/>
+          </w:tcPr>
+          <w:p>
+            <w:r>
+              <w:t>Возвращает всё состояние приложения (все коллекции) и номер версии.</w:t>
+            </w:r>
+          </w:p>
+        </w:tc>
+      </w:tr>
+      <w:tr>
+        <w:tc>
+          <w:tcPr>
+            <w:tcW w:type="dxa" w:w="2880"/>
+          </w:tcPr>
+          <w:p>
+            <w:r>
+              <w:t>HEAD /api/state</w:t>
+            </w:r>
+          </w:p>
+        </w:tc>
+        <w:tc>
+          <w:tcPr>
+            <w:tcW w:type="dxa" w:w="2880"/>
+          </w:tcPr>
+          <w:p>
+            <w:r>
+              <w:t>публично</w:t>
+            </w:r>
+          </w:p>
+        </w:tc>
+        <w:tc>
+          <w:tcPr>
+            <w:tcW w:type="dxa" w:w="2880"/>
+          </w:tcPr>
+          <w:p>
+            <w:r>
+              <w:t>Возвращает только текущую версию — для проверки конфликта перед сохранением.</w:t>
+            </w:r>
+          </w:p>
+        </w:tc>
+      </w:tr>
+      <w:tr>
+        <w:tc>
+          <w:tcPr>
+            <w:tcW w:type="dxa" w:w="2880"/>
+          </w:tcPr>
+          <w:p>
+            <w:r>
+              <w:t>PUT /api/state</w:t>
+            </w:r>
+          </w:p>
+        </w:tc>
+        <w:tc>
+          <w:tcPr>
+            <w:tcW w:type="dxa" w:w="2880"/>
+          </w:tcPr>
+          <w:p>
+            <w:r>
+              <w:t>EDITOR/ADMIN</w:t>
+            </w:r>
+          </w:p>
+        </w:tc>
+        <w:tc>
+          <w:tcPr>
+            <w:tcW w:type="dxa" w:w="2880"/>
+          </w:tcPr>
+          <w:p>
+            <w:r>
+              <w:t>Полностью заменяет состояние; версия +1; при рассинхроне версии — 409 и актуальные данные (оптимистическая блокировка).</w:t>
+            </w:r>
+          </w:p>
+        </w:tc>
+      </w:tr>
+      <w:tr>
+        <w:tc>
+          <w:tcPr>
+            <w:tcW w:type="dxa" w:w="2880"/>
+          </w:tcPr>
+          <w:p>
+            <w:r>
+              <w:t>GET /api/tasks, GET /api/tasks/{id}</w:t>
+            </w:r>
+          </w:p>
+        </w:tc>
+        <w:tc>
+          <w:tcPr>
+            <w:tcW w:type="dxa" w:w="2880"/>
+          </w:tcPr>
+          <w:p>
+            <w:r>
+              <w:t>VIEWER+</w:t>
+            </w:r>
+          </w:p>
+        </w:tc>
+        <w:tc>
+          <w:tcPr>
+            <w:tcW w:type="dxa" w:w="2880"/>
+          </w:tcPr>
+          <w:p>
+            <w:r>
+              <w:t>Точечное чтение задач.</w:t>
+            </w:r>
+          </w:p>
+        </w:tc>
+      </w:tr>
+      <w:tr>
+        <w:tc>
+          <w:tcPr>
+            <w:tcW w:type="dxa" w:w="2880"/>
+          </w:tcPr>
+          <w:p>
+            <w:r>
+              <w:t>POST /api/tasks</w:t>
+            </w:r>
+          </w:p>
+        </w:tc>
+        <w:tc>
+          <w:tcPr>
+            <w:tcW w:type="dxa" w:w="2880"/>
+          </w:tcPr>
+          <w:p>
+            <w:r>
+              <w:t>EDITOR/ADMIN</w:t>
+            </w:r>
+          </w:p>
+        </w:tc>
+        <w:tc>
+          <w:tcPr>
+            <w:tcW w:type="dxa" w:w="2880"/>
+          </w:tcPr>
+          <w:p>
+            <w:r>
+              <w:t>Создание задачи.</w:t>
+            </w:r>
+          </w:p>
+        </w:tc>
+      </w:tr>
+      <w:tr>
+        <w:tc>
+          <w:tcPr>
+            <w:tcW w:type="dxa" w:w="2880"/>
+          </w:tcPr>
+          <w:p>
+            <w:r>
+              <w:t>PUT /api/tasks/{id}</w:t>
+            </w:r>
+          </w:p>
+        </w:tc>
+        <w:tc>
+          <w:tcPr>
+            <w:tcW w:type="dxa" w:w="2880"/>
+          </w:tcPr>
+          <w:p>
+            <w:r>
+              <w:t>EDITOR/ADMIN</w:t>
+            </w:r>
+          </w:p>
+        </w:tc>
+        <w:tc>
+          <w:tcPr>
+            <w:tcW w:type="dxa" w:w="2880"/>
+          </w:tcPr>
+          <w:p>
+            <w:r>
+              <w:t>Изменение задачи.</w:t>
+            </w:r>
+          </w:p>
+        </w:tc>
+      </w:tr>
+      <w:tr>
+        <w:tc>
+          <w:tcPr>
+            <w:tcW w:type="dxa" w:w="2880"/>
+          </w:tcPr>
+          <w:p>
+            <w:r>
+              <w:t>DELETE /api/tasks/{id}</w:t>
+            </w:r>
+          </w:p>
+        </w:tc>
+        <w:tc>
+          <w:tcPr>
+            <w:tcW w:type="dxa" w:w="2880"/>
+          </w:tcPr>
+          <w:p>
+            <w:r>
+              <w:t>EDITOR/ADMIN</w:t>
+            </w:r>
+          </w:p>
+        </w:tc>
+        <w:tc>
+          <w:tcPr>
+            <w:tcW w:type="dxa" w:w="2880"/>
+          </w:tcPr>
+          <w:p>
+            <w:r>
+              <w:t>Удаление задачи.</w:t>
+            </w:r>
+          </w:p>
+        </w:tc>
+      </w:tr>
+      <w:tr>
+        <w:tc>
+          <w:tcPr>
+            <w:tcW w:type="dxa" w:w="2880"/>
+          </w:tcPr>
+          <w:p>
+            <w:r>
+              <w:t>POST /api/auth/login</w:t>
+            </w:r>
+          </w:p>
+        </w:tc>
+        <w:tc>
+          <w:tcPr>
+            <w:tcW w:type="dxa" w:w="2880"/>
+          </w:tcPr>
+          <w:p>
+            <w:r>
+              <w:t>публично</w:t>
+            </w:r>
+          </w:p>
+        </w:tc>
+        <w:tc>
+          <w:tcPr>
+            <w:tcW w:type="dxa" w:w="2880"/>
+          </w:tcPr>
+          <w:p>
+            <w:r>
+              <w:t>Вход: проверка пароля (PBKDF2) и выдача bearer-токена.</w:t>
+            </w:r>
+          </w:p>
+        </w:tc>
+      </w:tr>
+      <w:tr>
+        <w:tc>
+          <w:tcPr>
+            <w:tcW w:type="dxa" w:w="2880"/>
+          </w:tcPr>
+          <w:p>
+            <w:r>
+              <w:t>POST /api/auth/logout</w:t>
+            </w:r>
+          </w:p>
+        </w:tc>
+        <w:tc>
+          <w:tcPr>
+            <w:tcW w:type="dxa" w:w="2880"/>
+          </w:tcPr>
+          <w:p>
+            <w:r>
+              <w:t>VIEWER+</w:t>
+            </w:r>
+          </w:p>
+        </w:tc>
+        <w:tc>
+          <w:tcPr>
+            <w:tcW w:type="dxa" w:w="2880"/>
+          </w:tcPr>
+          <w:p>
+            <w:r>
+              <w:t>Завершение сессии (удаление токена).</w:t>
+            </w:r>
+          </w:p>
+        </w:tc>
+      </w:tr>
+      <w:tr>
+        <w:tc>
+          <w:tcPr>
+            <w:tcW w:type="dxa" w:w="2880"/>
+          </w:tcPr>
+          <w:p>
+            <w:r>
+              <w:t>GET /api/auth/me</w:t>
+            </w:r>
+          </w:p>
+        </w:tc>
+        <w:tc>
+          <w:tcPr>
+            <w:tcW w:type="dxa" w:w="2880"/>
+          </w:tcPr>
+          <w:p>
+            <w:r>
+              <w:t>VIEWER+</w:t>
+            </w:r>
+          </w:p>
+        </w:tc>
+        <w:tc>
+          <w:tcPr>
+            <w:tcW w:type="dxa" w:w="2880"/>
+          </w:tcPr>
+          <w:p>
+            <w:r>
+              <w:t>Текущий пользователь и его роль.</w:t>
+            </w:r>
+          </w:p>
+        </w:tc>
+      </w:tr>
+      <w:tr>
+        <w:tc>
+          <w:tcPr>
+            <w:tcW w:type="dxa" w:w="2880"/>
+          </w:tcPr>
+          <w:p>
+            <w:r>
+              <w:t>GET /api/auth/users</w:t>
+            </w:r>
+          </w:p>
+        </w:tc>
+        <w:tc>
+          <w:tcPr>
+            <w:tcW w:type="dxa" w:w="2880"/>
+          </w:tcPr>
+          <w:p>
+            <w:r>
+              <w:t>ADMIN</w:t>
+            </w:r>
+          </w:p>
+        </w:tc>
+        <w:tc>
+          <w:tcPr>
+            <w:tcW w:type="dxa" w:w="2880"/>
+          </w:tcPr>
+          <w:p>
+            <w:r>
+              <w:t>Список учётных записей.</w:t>
+            </w:r>
+          </w:p>
+        </w:tc>
+      </w:tr>
+      <w:tr>
+        <w:tc>
+          <w:tcPr>
+            <w:tcW w:type="dxa" w:w="2880"/>
+          </w:tcPr>
+          <w:p>
+            <w:r>
+              <w:t>POST /api/auth/users</w:t>
+            </w:r>
+          </w:p>
+        </w:tc>
+        <w:tc>
+          <w:tcPr>
+            <w:tcW w:type="dxa" w:w="2880"/>
+          </w:tcPr>
+          <w:p>
+            <w:r>
+              <w:t>ADMIN</w:t>
+            </w:r>
+          </w:p>
+        </w:tc>
+        <w:tc>
+          <w:tcPr>
+            <w:tcW w:type="dxa" w:w="2880"/>
+          </w:tcPr>
+          <w:p>
+            <w:r>
+              <w:t>Создание пользователя.</w:t>
+            </w:r>
+          </w:p>
+        </w:tc>
+      </w:tr>
+      <w:tr>
+        <w:tc>
+          <w:tcPr>
+            <w:tcW w:type="dxa" w:w="2880"/>
+          </w:tcPr>
+          <w:p>
+            <w:r>
+              <w:t>PUT /api/auth/users/{username}</w:t>
+            </w:r>
+          </w:p>
+        </w:tc>
+        <w:tc>
+          <w:tcPr>
+            <w:tcW w:type="dxa" w:w="2880"/>
+          </w:tcPr>
+          <w:p>
+            <w:r>
+              <w:t>ADMIN</w:t>
+            </w:r>
+          </w:p>
+        </w:tc>
+        <w:tc>
+          <w:tcPr>
+            <w:tcW w:type="dxa" w:w="2880"/>
+          </w:tcPr>
+          <w:p>
+            <w:r>
+              <w:t>Изменение роли/пароля/активности.</w:t>
+            </w:r>
+          </w:p>
+        </w:tc>
+      </w:tr>
+      <w:tr>
+        <w:tc>
+          <w:tcPr>
+            <w:tcW w:type="dxa" w:w="2880"/>
+          </w:tcPr>
+          <w:p>
+            <w:r>
+              <w:t>DELETE /api/auth/users/{username}</w:t>
+            </w:r>
+          </w:p>
+        </w:tc>
+        <w:tc>
+          <w:tcPr>
+            <w:tcW w:type="dxa" w:w="2880"/>
+          </w:tcPr>
+          <w:p>
+            <w:r>
+              <w:t>ADMIN</w:t>
+            </w:r>
+          </w:p>
+        </w:tc>
+        <w:tc>
+          <w:tcPr>
+            <w:tcW w:type="dxa" w:w="2880"/>
+          </w:tcPr>
+          <w:p>
+            <w:r>
+              <w:t>Удаление пользователя.</w:t>
+            </w:r>
+          </w:p>
+        </w:tc>
+      </w:tr>
+      <w:tr>
+        <w:tc>
+          <w:tcPr>
+            <w:tcW w:type="dxa" w:w="2880"/>
+          </w:tcPr>
+          <w:p>
+            <w:r>
+              <w:t>POST /api/audit/client</w:t>
+            </w:r>
+          </w:p>
+        </w:tc>
+        <w:tc>
+          <w:tcPr>
+            <w:tcW w:type="dxa" w:w="2880"/>
+          </w:tcPr>
+          <w:p>
+            <w:r>
+              <w:t>VIEWER+</w:t>
+            </w:r>
+          </w:p>
+        </w:tc>
+        <w:tc>
+          <w:tcPr>
+            <w:tcW w:type="dxa" w:w="2880"/>
+          </w:tcPr>
+          <w:p>
+            <w:r>
+              <w:t>Запись UI-события в журнал (любой вошедший).</w:t>
+            </w:r>
+          </w:p>
+        </w:tc>
+      </w:tr>
+      <w:tr>
+        <w:tc>
+          <w:tcPr>
+            <w:tcW w:type="dxa" w:w="2880"/>
+          </w:tcPr>
+          <w:p>
+            <w:r>
+              <w:t>GET /api/audit</w:t>
+            </w:r>
+          </w:p>
+        </w:tc>
+        <w:tc>
+          <w:tcPr>
+            <w:tcW w:type="dxa" w:w="2880"/>
+          </w:tcPr>
+          <w:p>
+            <w:r>
+              <w:t>ADMIN</w:t>
+            </w:r>
+          </w:p>
+        </w:tc>
+        <w:tc>
+          <w:tcPr>
+            <w:tcW w:type="dxa" w:w="2880"/>
+          </w:tcPr>
+          <w:p>
+            <w:r>
+              <w:t>Чтение журнала событий (с фильтрами).</w:t>
+            </w:r>
+          </w:p>
+        </w:tc>
+      </w:tr>
+    </w:tbl>
+    <w:p>
+      <w:r>
+        <w:t>Python-сервис (analytics) — только чтение той же БД, обычно за nginx по префиксу /analytics:</w:t>
+      </w:r>
+    </w:p>
+    <w:tbl>
+      <w:tblPr>
+        <w:tblStyle w:val="LightGrid-Accent1"/>
+        <w:tblW w:type="auto" w:w="0"/>
+        <w:tblLook w:firstColumn="1" w:firstRow="1" w:lastColumn="0" w:lastRow="0" w:noHBand="0" w:noVBand="1" w:val="04A0"/>
+      </w:tblPr>
+      <w:tblGrid>
+        <w:gridCol w:w="4320"/>
+        <w:gridCol w:w="4320"/>
+      </w:tblGrid>
+      <w:tr>
+        <w:tc>
+          <w:tcPr>
+            <w:tcW w:type="dxa" w:w="4320"/>
+          </w:tcPr>
+          <w:p>
+            <w:r>
+              <w:rPr>
+                <w:b/>
+              </w:rPr>
+              <w:t>Метод и путь</w:t>
+            </w:r>
+          </w:p>
+        </w:tc>
+        <w:tc>
+          <w:tcPr>
+            <w:tcW w:type="dxa" w:w="4320"/>
+          </w:tcPr>
+          <w:p>
+            <w:r>
+              <w:rPr>
+                <w:b/>
+              </w:rPr>
+              <w:t>Назначение</w:t>
+            </w:r>
+          </w:p>
+        </w:tc>
+      </w:tr>
+      <w:tr>
+        <w:tc>
+          <w:tcPr>
+            <w:tcW w:type="dxa" w:w="4320"/>
+          </w:tcPr>
+          <w:p>
+            <w:r>
+              <w:t>GET /analytics/health</w:t>
+            </w:r>
+          </w:p>
+        </w:tc>
+        <w:tc>
+          <w:tcPr>
+            <w:tcW w:type="dxa" w:w="4320"/>
+          </w:tcPr>
+          <w:p>
+            <w:r>
+              <w:t>Проверка работоспособности сервиса аналитики.</w:t>
+            </w:r>
+          </w:p>
+        </w:tc>
+      </w:tr>
+      <w:tr>
+        <w:tc>
+          <w:tcPr>
+            <w:tcW w:type="dxa" w:w="4320"/>
+          </w:tcPr>
+          <w:p>
+            <w:r>
+              <w:t>GET /analytics/metrics</w:t>
+            </w:r>
+          </w:p>
+        </w:tc>
+        <w:tc>
+          <w:tcPr>
+            <w:tcW w:type="dxa" w:w="4320"/>
+          </w:tcPr>
+          <w:p>
+            <w:r>
+              <w:t>Сводные метрики проекта.</w:t>
+            </w:r>
+          </w:p>
+        </w:tc>
+      </w:tr>
+      <w:tr>
+        <w:tc>
+          <w:tcPr>
+            <w:tcW w:type="dxa" w:w="4320"/>
+          </w:tcPr>
+          <w:p>
+            <w:r>
+              <w:t>GET /analytics/rice</w:t>
+            </w:r>
+          </w:p>
+        </w:tc>
+        <w:tc>
+          <w:tcPr>
+            <w:tcW w:type="dxa" w:w="4320"/>
+          </w:tcPr>
+          <w:p>
+            <w:r>
+              <w:t>Данные RICE-приоритизации.</w:t>
+            </w:r>
+          </w:p>
+        </w:tc>
+      </w:tr>
+      <w:tr>
+        <w:tc>
+          <w:tcPr>
+            <w:tcW w:type="dxa" w:w="4320"/>
+          </w:tcPr>
+          <w:p>
+            <w:r>
+              <w:t>GET /analytics/burndown</w:t>
+            </w:r>
+          </w:p>
+        </w:tc>
+        <w:tc>
+          <w:tcPr>
+            <w:tcW w:type="dxa" w:w="4320"/>
+          </w:tcPr>
+          <w:p>
+            <w:r>
+              <w:t>Данные сгорания/прогресса.</w:t>
+            </w:r>
+          </w:p>
+        </w:tc>
+      </w:tr>
+      <w:tr>
+        <w:tc>
+          <w:tcPr>
+            <w:tcW w:type="dxa" w:w="4320"/>
+          </w:tcPr>
+          <w:p>
+            <w:r>
+              <w:t>GET /analytics/dependencies</w:t>
+            </w:r>
+          </w:p>
+        </w:tc>
+        <w:tc>
+          <w:tcPr>
+            <w:tcW w:type="dxa" w:w="4320"/>
+          </w:tcPr>
+          <w:p>
+            <w:r>
+              <w:t>Данные по зависимостям.</w:t>
+            </w:r>
+          </w:p>
+        </w:tc>
+      </w:tr>
+    </w:tbl>
+    <w:p>
+      <w:pPr>
+        <w:pStyle w:val="Heading1"/>
+      </w:pPr>
+      <w:r>
+        <w:t>9. Резервное копирование и восстановление</w:t>
       </w:r>
     </w:p>
     <w:p>
@@ -907,7 +3413,7 @@
         <w:pStyle w:val="Heading1"/>
       </w:pPr>
       <w:r>
-        <w:t>8. Справочник конфигурации</w:t>
+        <w:t>10. Справочник конфигурации</w:t>
       </w:r>
     </w:p>
     <w:p>
@@ -1229,7 +3735,7 @@
         <w:pStyle w:val="Heading1"/>
       </w:pPr>
       <w:r>
-        <w:t>9. Рекомендации по безопасности</w:t>
+        <w:t>11. Рекомендации по безопасности</w:t>
       </w:r>
     </w:p>
     <w:p>
@@ -1277,7 +3783,7 @@
         <w:pStyle w:val="Heading1"/>
       </w:pPr>
       <w:r>
-        <w:t>10. Обслуживание и устранение неполадок</w:t>
+        <w:t>12. Обслуживание и устранение неполадок</w:t>
       </w:r>
     </w:p>
     <w:p>

--- a/Руководство_администратора_Планирование_спринта_PRO.docx
+++ b/Руководство_администратора_Планирование_спринта_PRO.docx
@@ -36,7 +36,7 @@
           <w:i/>
           <w:sz w:val="20"/>
         </w:rPr>
-        <w:t>Планирование спринтов PRO · v1.24.0 · 16.09.2026</w:t>
+        <w:t>Планирование спринтов PRO · v1.25.0 · 16.09.2026</w:t>
       </w:r>
     </w:p>
     <w:p/>
@@ -394,7 +394,7 @@
     </w:p>
     <w:p>
       <w:r>
-        <w:t>При старте backend Flyway автоматически применяет схему и демонстрационные данные к основной БД (миграции V1, V2). Параметры задаются переменными окружения (см. «Справочник конфигурации»).</w:t>
+        <w:t>При старте backend Flyway автоматически применяет схему и демонстрационные данные к основной БД (миграции V1, V2, V3). Параметры задаются переменными окружения (см. «Справочник конфигурации»).</w:t>
       </w:r>
     </w:p>
     <w:p>
@@ -1293,7 +1293,7 @@
     </w:p>
     <w:p>
       <w:r>
-        <w:t>Основная БД planirovanie состоит из 27 таблиц данных приложения плюс таблиц авторизации; журнал вынесен в отдельную БД planirovanie_audit. Схема создаётся и заполняется миграциями Flyway: V1 — данные и сид, V2 — авторизация.</w:t>
+        <w:t>Основная БД planirovanie состоит из 28 таблиц данных приложения плюс таблиц авторизации; журнал вынесен в отдельную БД planirovanie_audit. Схема создаётся и заполняется миграциями Flyway: V1 — данные и сид, V2 — авторизация, V3 — поля задачи release_id/priority/dor и таблица Kanban-досок boards.</w:t>
       </w:r>
     </w:p>
     <w:p>
@@ -1523,7 +1523,7 @@
           </w:tcPr>
           <w:p>
             <w:r>
-              <w:t>pk, task_id, title, assignee, role, type, est, status, sprint, dep, started, done, added, ord</w:t>
+              <w:t>pk, task_id, title, assignee, role, type, est, status, sprint, dep, started, done, added, release_id, priority, dor, ord</w:t>
             </w:r>
           </w:p>
         </w:tc>
@@ -1533,7 +1533,7 @@
           </w:tcPr>
           <w:p>
             <w:r>
-              <w:t>Задачи бэклога — источник большинства метрик.</w:t>
+              <w:t>Задачи бэклога — источник большинства метрик; release_id/priority/dor добавлены миграцией V3.</w:t>
             </w:r>
           </w:p>
         </w:tc>
@@ -1598,6 +1598,38 @@
           <w:p>
             <w:r>
               <w:t>Вехи, привязка к релизу (rel).</w:t>
+            </w:r>
+          </w:p>
+        </w:tc>
+      </w:tr>
+      <w:tr>
+        <w:tc>
+          <w:tcPr>
+            <w:tcW w:type="dxa" w:w="2880"/>
+          </w:tcPr>
+          <w:p>
+            <w:r>
+              <w:t>boards</w:t>
+            </w:r>
+          </w:p>
+        </w:tc>
+        <w:tc>
+          <w:tcPr>
+            <w:tcW w:type="dxa" w:w="2880"/>
+          </w:tcPr>
+          <w:p>
+            <w:r>
+              <w:t>pk, board_id, name, filter_type, filter_value, cols, ord</w:t>
+            </w:r>
+          </w:p>
+        </w:tc>
+        <w:tc>
+          <w:tcPr>
+            <w:tcW w:type="dxa" w:w="2880"/>
+          </w:tcPr>
+          <w:p>
+            <w:r>
+              <w:t>Определения Kanban-досок (V3): фильтр (роль/все/релизы) и колонки-статусы (cols — JSON-массив).</w:t>
             </w:r>
           </w:p>
         </w:tc>
@@ -2593,7 +2625,7 @@
     </w:tbl>
     <w:p>
       <w:r>
-        <w:t>Важное замечание о новых клиентских полях. Возможности, добавленные на стороне интерфейса — явная привязка задачи к релизу (task.release), проставленный приоритет (priority), признак готовности (dor), а также определения Kanban-досок (коллекция boards) — в серверную схему версии 1 не входят. В серверном режиме сервер сохраняет только поля из схемы (лишние поля игнорируются), поэтому эти данные хранятся в localStorage браузера и не переживают полный цикл сохранения на сервере. Для их серверного хранения потребуется миграция схемы: расширение таблицы tasks столбцами release/priority/dor и новая таблица boards (с соответствующими сущностью и DTO). В офлайн-режиме (localStorage) и при экспорте/импорте JSON эти поля сохраняются полностью.</w:t>
+        <w:t>Хранение новых клиентских полей (миграция V3). Явная привязка задачи к релизу (release_id), проставленный приоритет (priority), признак готовности (dor), а также определения Kanban-досок (таблица boards) теперь сохраняются на сервере наравне с остальными данными: они входят в состав состояния /api/state и переживают полный цикл сохранения (PUT → GET). Поле filter доски хранится двумя столбцами (filter_type, filter_value), а список колонок cols — JSON-массивом в текстовом столбце. В офлайн-режиме (localStorage) и при экспорте/импорте JSON эти поля также сохраняются полностью.</w:t>
       </w:r>
     </w:p>
     <w:p>

--- a/Руководство_администратора_Планирование_спринта_PRO.docx
+++ b/Руководство_администратора_Планирование_спринта_PRO.docx
@@ -36,7 +36,7 @@
           <w:i/>
           <w:sz w:val="20"/>
         </w:rPr>
-        <w:t>Планирование спринтов PRO · v1.25.0 · 16.09.2026</w:t>
+        <w:t>Планирование спринтов PRO · v1.26.0 · 16.09.2026</w:t>
       </w:r>
     </w:p>
     <w:p/>

--- a/Руководство_администратора_Планирование_спринта_PRO.docx
+++ b/Руководство_администратора_Планирование_спринта_PRO.docx
@@ -36,7 +36,7 @@
           <w:i/>
           <w:sz w:val="20"/>
         </w:rPr>
-        <w:t>Планирование спринтов PRO · v1.26.0 · 16.09.2026</w:t>
+        <w:t>Планирование спринтов PRO · v1.27.0 · 16.09.2026</w:t>
       </w:r>
     </w:p>
     <w:p/>
@@ -1284,6 +1284,16 @@
       </w:r>
     </w:p>
     <w:p>
+      <w:r>
+        <w:t>Живая совместная работа над «Доской». Помимо сохранения состояния через /api/state, есть WebSocket-канал /ws/board для совместной работы в реальном времени: сервер ретранслирует операции с доской и позиции курсоров всем участникам и рассылает события присутствия (join/leave). Имя участника берётся из bearer-токена (?token=) или параметра ?name=. Авторитетные данные по-прежнему сохраняются в БД (board_doc), поэтому доска не теряется. Для работы за nginx включите проксирование с заголовками Upgrade/Connection для location /ws/ (см. frontend/nginx.conf).</w:t>
+      </w:r>
+    </w:p>
+    <w:p>
+      <w:r>
+        <w:t>Интеграции Slack / Jira. Опциональные исходящие интеграции настраиваются переменными окружения (см. главу 10). Из «Доски» можно отправить сводку в Slack (Incoming Webhook или бот-токен) и создать задачу в Jira (Jira Cloud REST, Basic-авторизация по e-mail и API-токену). Если интеграция не настроена, действие возвращает понятную ошибку и ничего не отправляется.</w:t>
+      </w:r>
+    </w:p>
+    <w:p>
       <w:pPr>
         <w:pStyle w:val="Heading1"/>
       </w:pPr>
@@ -1293,7 +1303,7 @@
     </w:p>
     <w:p>
       <w:r>
-        <w:t>Основная БД planirovanie состоит из 28 таблиц данных приложения плюс таблиц авторизации; журнал вынесен в отдельную БД planirovanie_audit. Схема создаётся и заполняется миграциями Flyway: V1 — данные и сид, V2 — авторизация, V3 — поля задачи release_id/priority/dor и таблица Kanban-досок boards.</w:t>
+        <w:t>Основная БД planirovanie состоит из 29 таблиц данных приложения плюс таблиц авторизации; журнал вынесен в отдельную БД planirovanie_audit. Схема создаётся и заполняется миграциями Flyway: V1 — данные и сид, V2 — авторизация, V3 — поля задачи release_id/priority/dor и таблица Kanban-досок boards, V4 — таблица board_doc (хранение доски-холста).</w:t>
       </w:r>
     </w:p>
     <w:p>
@@ -2410,6 +2420,38 @@
           </w:p>
         </w:tc>
       </w:tr>
+      <w:tr>
+        <w:tc>
+          <w:tcPr>
+            <w:tcW w:type="dxa" w:w="2880"/>
+          </w:tcPr>
+          <w:p>
+            <w:r>
+              <w:t>board_doc</w:t>
+            </w:r>
+          </w:p>
+        </w:tc>
+        <w:tc>
+          <w:tcPr>
+            <w:tcW w:type="dxa" w:w="2880"/>
+          </w:tcPr>
+          <w:p>
+            <w:r>
+              <w:t>id=1, data (TEXT/JSON)</w:t>
+            </w:r>
+          </w:p>
+        </w:tc>
+        <w:tc>
+          <w:tcPr>
+            <w:tcW w:type="dxa" w:w="2880"/>
+          </w:tcPr>
+          <w:p>
+            <w:r>
+              <w:t>Доска-холст (камера + элементы) единым JSON-документом (миграция V4).</w:t>
+            </w:r>
+          </w:p>
+        </w:tc>
+      </w:tr>
     </w:tbl>
     <w:p>
       <w:r>
@@ -3237,6 +3279,134 @@
           </w:p>
         </w:tc>
       </w:tr>
+      <w:tr>
+        <w:tc>
+          <w:tcPr>
+            <w:tcW w:type="dxa" w:w="2880"/>
+          </w:tcPr>
+          <w:p>
+            <w:r>
+              <w:t>GET /api/integrations/status</w:t>
+            </w:r>
+          </w:p>
+        </w:tc>
+        <w:tc>
+          <w:tcPr>
+            <w:tcW w:type="dxa" w:w="2880"/>
+          </w:tcPr>
+          <w:p>
+            <w:r>
+              <w:t>VIEWER+</w:t>
+            </w:r>
+          </w:p>
+        </w:tc>
+        <w:tc>
+          <w:tcPr>
+            <w:tcW w:type="dxa" w:w="2880"/>
+          </w:tcPr>
+          <w:p>
+            <w:r>
+              <w:t>Какие интеграции настроены (Slack, Jira).</w:t>
+            </w:r>
+          </w:p>
+        </w:tc>
+      </w:tr>
+      <w:tr>
+        <w:tc>
+          <w:tcPr>
+            <w:tcW w:type="dxa" w:w="2880"/>
+          </w:tcPr>
+          <w:p>
+            <w:r>
+              <w:t>POST /api/integrations/slack</w:t>
+            </w:r>
+          </w:p>
+        </w:tc>
+        <w:tc>
+          <w:tcPr>
+            <w:tcW w:type="dxa" w:w="2880"/>
+          </w:tcPr>
+          <w:p>
+            <w:r>
+              <w:t>EDITOR/ADMIN</w:t>
+            </w:r>
+          </w:p>
+        </w:tc>
+        <w:tc>
+          <w:tcPr>
+            <w:tcW w:type="dxa" w:w="2880"/>
+          </w:tcPr>
+          <w:p>
+            <w:r>
+              <w:t>Отправить сообщение в Slack.</w:t>
+            </w:r>
+          </w:p>
+        </w:tc>
+      </w:tr>
+      <w:tr>
+        <w:tc>
+          <w:tcPr>
+            <w:tcW w:type="dxa" w:w="2880"/>
+          </w:tcPr>
+          <w:p>
+            <w:r>
+              <w:t>POST /api/integrations/jira</w:t>
+            </w:r>
+          </w:p>
+        </w:tc>
+        <w:tc>
+          <w:tcPr>
+            <w:tcW w:type="dxa" w:w="2880"/>
+          </w:tcPr>
+          <w:p>
+            <w:r>
+              <w:t>EDITOR/ADMIN</w:t>
+            </w:r>
+          </w:p>
+        </w:tc>
+        <w:tc>
+          <w:tcPr>
+            <w:tcW w:type="dxa" w:w="2880"/>
+          </w:tcPr>
+          <w:p>
+            <w:r>
+              <w:t>Создать задачу в Jira.</w:t>
+            </w:r>
+          </w:p>
+        </w:tc>
+      </w:tr>
+      <w:tr>
+        <w:tc>
+          <w:tcPr>
+            <w:tcW w:type="dxa" w:w="2880"/>
+          </w:tcPr>
+          <w:p>
+            <w:r>
+              <w:t>WS /ws/board</w:t>
+            </w:r>
+          </w:p>
+        </w:tc>
+        <w:tc>
+          <w:tcPr>
+            <w:tcW w:type="dxa" w:w="2880"/>
+          </w:tcPr>
+          <w:p>
+            <w:r>
+              <w:t>(токен в ?token=)</w:t>
+            </w:r>
+          </w:p>
+        </w:tc>
+        <w:tc>
+          <w:tcPr>
+            <w:tcW w:type="dxa" w:w="2880"/>
+          </w:tcPr>
+          <w:p>
+            <w:r>
+              <w:t>WebSocket живой совместной работы над доской (курсоры + операции).</w:t>
+            </w:r>
+          </w:p>
+        </w:tc>
+      </w:tr>
     </w:tbl>
     <w:p>
       <w:r>
@@ -3763,6 +3933,160 @@
       </w:tr>
     </w:tbl>
     <w:p>
+      <w:r>
+        <w:t>Интеграции (опционально; пусто по умолчанию — функция выключена, пока не настроена):</w:t>
+      </w:r>
+    </w:p>
+    <w:tbl>
+      <w:tblPr>
+        <w:tblStyle w:val="LightGrid-Accent1"/>
+        <w:tblW w:type="auto" w:w="0"/>
+        <w:tblLook w:firstColumn="1" w:firstRow="1" w:lastColumn="0" w:lastRow="0" w:noHBand="0" w:noVBand="1" w:val="04A0"/>
+      </w:tblPr>
+      <w:tblGrid>
+        <w:gridCol w:w="4320"/>
+        <w:gridCol w:w="4320"/>
+      </w:tblGrid>
+      <w:tr>
+        <w:tc>
+          <w:tcPr>
+            <w:tcW w:type="dxa" w:w="4320"/>
+          </w:tcPr>
+          <w:p>
+            <w:r>
+              <w:rPr>
+                <w:b/>
+              </w:rPr>
+              <w:t>Переменная</w:t>
+            </w:r>
+          </w:p>
+        </w:tc>
+        <w:tc>
+          <w:tcPr>
+            <w:tcW w:type="dxa" w:w="4320"/>
+          </w:tcPr>
+          <w:p>
+            <w:r>
+              <w:rPr>
+                <w:b/>
+              </w:rPr>
+              <w:t>Назначение</w:t>
+            </w:r>
+          </w:p>
+        </w:tc>
+      </w:tr>
+      <w:tr>
+        <w:tc>
+          <w:tcPr>
+            <w:tcW w:type="dxa" w:w="4320"/>
+          </w:tcPr>
+          <w:p>
+            <w:r>
+              <w:t>SLACK_WEBHOOK_URL</w:t>
+            </w:r>
+          </w:p>
+        </w:tc>
+        <w:tc>
+          <w:tcPr>
+            <w:tcW w:type="dxa" w:w="4320"/>
+          </w:tcPr>
+          <w:p>
+            <w:r>
+              <w:t>Incoming Webhook Slack (простейший способ отправки сообщений).</w:t>
+            </w:r>
+          </w:p>
+        </w:tc>
+      </w:tr>
+      <w:tr>
+        <w:tc>
+          <w:tcPr>
+            <w:tcW w:type="dxa" w:w="4320"/>
+          </w:tcPr>
+          <w:p>
+            <w:r>
+              <w:t>SLACK_BOT_TOKEN / SLACK_CHANNEL</w:t>
+            </w:r>
+          </w:p>
+        </w:tc>
+        <w:tc>
+          <w:tcPr>
+            <w:tcW w:type="dxa" w:w="4320"/>
+          </w:tcPr>
+          <w:p>
+            <w:r>
+              <w:t>Альтернатива вебхуку: бот-токен (xoxb-…) и канал (chat.postMessage).</w:t>
+            </w:r>
+          </w:p>
+        </w:tc>
+      </w:tr>
+      <w:tr>
+        <w:tc>
+          <w:tcPr>
+            <w:tcW w:type="dxa" w:w="4320"/>
+          </w:tcPr>
+          <w:p>
+            <w:r>
+              <w:t>JIRA_BASE_URL</w:t>
+            </w:r>
+          </w:p>
+        </w:tc>
+        <w:tc>
+          <w:tcPr>
+            <w:tcW w:type="dxa" w:w="4320"/>
+          </w:tcPr>
+          <w:p>
+            <w:r>
+              <w:t>Адрес Jira Cloud, напр. https://your-domain.atlassian.net.</w:t>
+            </w:r>
+          </w:p>
+        </w:tc>
+      </w:tr>
+      <w:tr>
+        <w:tc>
+          <w:tcPr>
+            <w:tcW w:type="dxa" w:w="4320"/>
+          </w:tcPr>
+          <w:p>
+            <w:r>
+              <w:t>JIRA_EMAIL / JIRA_API_TOKEN</w:t>
+            </w:r>
+          </w:p>
+        </w:tc>
+        <w:tc>
+          <w:tcPr>
+            <w:tcW w:type="dxa" w:w="4320"/>
+          </w:tcPr>
+          <w:p>
+            <w:r>
+              <w:t>Учётные данные Atlassian (Basic-авторизация: e-mail + API-токен).</w:t>
+            </w:r>
+          </w:p>
+        </w:tc>
+      </w:tr>
+      <w:tr>
+        <w:tc>
+          <w:tcPr>
+            <w:tcW w:type="dxa" w:w="4320"/>
+          </w:tcPr>
+          <w:p>
+            <w:r>
+              <w:t>JIRA_PROJECT_KEY / JIRA_ISSUE_TYPE</w:t>
+            </w:r>
+          </w:p>
+        </w:tc>
+        <w:tc>
+          <w:tcPr>
+            <w:tcW w:type="dxa" w:w="4320"/>
+          </w:tcPr>
+          <w:p>
+            <w:r>
+              <w:t>Ключ проекта (напр. PLAN) и тип задачи (по умолчанию Task).</w:t>
+            </w:r>
+          </w:p>
+        </w:tc>
+      </w:tr>
+    </w:tbl>
+    <w:p>
       <w:pPr>
         <w:pStyle w:val="Heading1"/>
       </w:pPr>

--- a/Руководство_администратора_Планирование_спринта_PRO.docx
+++ b/Руководство_администратора_Планирование_спринта_PRO.docx
@@ -36,7 +36,7 @@
           <w:i/>
           <w:sz w:val="20"/>
         </w:rPr>
-        <w:t>Планирование спринтов PRO · v1.27.0 · 16.09.2026</w:t>
+        <w:t>Планирование спринтов PRO · v1.28.0 · 16.09.2026</w:t>
       </w:r>
     </w:p>
     <w:p/>

--- a/Руководство_администратора_Планирование_спринта_PRO.docx
+++ b/Руководство_администратора_Планирование_спринта_PRO.docx
@@ -36,7 +36,7 @@
           <w:i/>
           <w:sz w:val="20"/>
         </w:rPr>
-        <w:t>Планирование спринтов PRO · v1.28.0 · 16.09.2026</w:t>
+        <w:t>Планирование спринтов PRO · v1.29.0 · 16.09.2026</w:t>
       </w:r>
     </w:p>
     <w:p/>

--- a/Руководство_администратора_Планирование_спринта_PRO.docx
+++ b/Руководство_администратора_Планирование_спринта_PRO.docx
@@ -36,7 +36,7 @@
           <w:i/>
           <w:sz w:val="20"/>
         </w:rPr>
-        <w:t>Планирование спринтов PRO · v1.29.0 · 16.09.2026</w:t>
+        <w:t>Планирование спринтов PRO · v1.30.0 · 16.09.2026</w:t>
       </w:r>
     </w:p>
     <w:p/>

--- a/Руководство_администратора_Планирование_спринта_PRO.docx
+++ b/Руководство_администратора_Планирование_спринта_PRO.docx
@@ -36,7 +36,7 @@
           <w:i/>
           <w:sz w:val="20"/>
         </w:rPr>
-        <w:t>Планирование спринтов PRO · v1.30.0 · 16.09.2026</w:t>
+        <w:t>Планирование спринтов PRO · v1.32.0 · 16.09.2026</w:t>
       </w:r>
     </w:p>
     <w:p/>
@@ -1303,7 +1303,7 @@
     </w:p>
     <w:p>
       <w:r>
-        <w:t>Основная БД planirovanie состоит из 29 таблиц данных приложения плюс таблиц авторизации; журнал вынесен в отдельную БД planirovanie_audit. Схема создаётся и заполняется миграциями Flyway: V1 — данные и сид, V2 — авторизация, V3 — поля задачи release_id/priority/dor и таблица Kanban-досок boards, V4 — таблица board_doc (хранение доски-холста).</w:t>
+        <w:t>Основная БД planirovanie состоит из 30 таблиц данных приложения плюс таблиц авторизации; журнал вынесен в отдельную БД planirovanie_audit. Схема создаётся и заполняется миграциями Flyway: V1 — данные и сид, V2 — авторизация, V3 — поля задачи release_id/priority/dor и таблица Kanban-досок boards, V4 — таблица board_doc (хранение доски-холста), V5 — таблица skills (компетенции Star Map).</w:t>
       </w:r>
     </w:p>
     <w:p>
@@ -2448,6 +2448,38 @@
           <w:p>
             <w:r>
               <w:t>Доска-холст (камера + элементы) единым JSON-документом (миграция V4).</w:t>
+            </w:r>
+          </w:p>
+        </w:tc>
+      </w:tr>
+      <w:tr>
+        <w:tc>
+          <w:tcPr>
+            <w:tcW w:type="dxa" w:w="2880"/>
+          </w:tcPr>
+          <w:p>
+            <w:r>
+              <w:t>skills</w:t>
+            </w:r>
+          </w:p>
+        </w:tc>
+        <w:tc>
+          <w:tcPr>
+            <w:tcW w:type="dxa" w:w="2880"/>
+          </w:tcPr>
+          <w:p>
+            <w:r>
+              <w:t>sk_id, member, role, skill, level, ord</w:t>
+            </w:r>
+          </w:p>
+        </w:tc>
+        <w:tc>
+          <w:tcPr>
+            <w:tcW w:type="dxa" w:w="2880"/>
+          </w:tcPr>
+          <w:p>
+            <w:r>
+              <w:t>Компетенции команды (Star Map): уровень 1–5 по навыкам роли (миграция V5).</w:t>
             </w:r>
           </w:p>
         </w:tc>

--- a/Руководство_администратора_Планирование_спринта_PRO.docx
+++ b/Руководство_администратора_Планирование_спринта_PRO.docx
@@ -36,7 +36,7 @@
           <w:i/>
           <w:sz w:val="20"/>
         </w:rPr>
-        <w:t>Планирование спринтов PRO · v1.32.0 · 16.09.2026</w:t>
+        <w:t>Планирование спринтов PRO · v1.33.0 · 16.09.2026</w:t>
       </w:r>
     </w:p>
     <w:p/>
@@ -1303,7 +1303,7 @@
     </w:p>
     <w:p>
       <w:r>
-        <w:t>Основная БД planirovanie состоит из 30 таблиц данных приложения плюс таблиц авторизации; журнал вынесен в отдельную БД planirovanie_audit. Схема создаётся и заполняется миграциями Flyway: V1 — данные и сид, V2 — авторизация, V3 — поля задачи release_id/priority/dor и таблица Kanban-досок boards, V4 — таблица board_doc (хранение доски-холста), V5 — таблица skills (компетенции Star Map).</w:t>
+        <w:t>Основная БД planirovanie состоит из 31 таблицы данных приложения плюс таблиц авторизации; журнал вынесен в отдельную БД planirovanie_audit. Схема создаётся и заполняется миграциями Flyway: V1 — данные и сид, V2 — авторизация, V3 — поля задачи release_id/priority/dor и таблица Kanban-досок boards, V4 — таблица board_doc (хранение доски-холста), V5 — таблица skills (компетенции Star Map), V6 — таблица agile_maturity (уровень Agile-зрелости).</w:t>
       </w:r>
     </w:p>
     <w:p>
@@ -2480,6 +2480,38 @@
           <w:p>
             <w:r>
               <w:t>Компетенции команды (Star Map): уровень 1–5 по навыкам роли (миграция V5).</w:t>
+            </w:r>
+          </w:p>
+        </w:tc>
+      </w:tr>
+      <w:tr>
+        <w:tc>
+          <w:tcPr>
+            <w:tcW w:type="dxa" w:w="2880"/>
+          </w:tcPr>
+          <w:p>
+            <w:r>
+              <w:t>agile_maturity</w:t>
+            </w:r>
+          </w:p>
+        </w:tc>
+        <w:tc>
+          <w:tcPr>
+            <w:tcW w:type="dxa" w:w="2880"/>
+          </w:tcPr>
+          <w:p>
+            <w:r>
+              <w:t>am_id, framework, dimension, level, note, ord</w:t>
+            </w:r>
+          </w:p>
+        </w:tc>
+        <w:tc>
+          <w:tcPr>
+            <w:tcW w:type="dxa" w:w="2880"/>
+          </w:tcPr>
+          <w:p>
+            <w:r>
+              <w:t>Уровень Agile-зрелости: оценка 1–5 по измерениям Scrum/Kanban/SAFe (миграция V6).</w:t>
             </w:r>
           </w:p>
         </w:tc>

--- a/Руководство_администратора_Планирование_спринта_PRO.docx
+++ b/Руководство_администратора_Планирование_спринта_PRO.docx
@@ -36,7 +36,7 @@
           <w:i/>
           <w:sz w:val="20"/>
         </w:rPr>
-        <w:t>Планирование спринтов PRO · v1.33.0 · 16.09.2026</w:t>
+        <w:t>Планирование спринтов PRO · v1.33.1 · 16.09.2026</w:t>
       </w:r>
     </w:p>
     <w:p/>

--- a/Руководство_администратора_Планирование_спринта_PRO.docx
+++ b/Руководство_администратора_Планирование_спринта_PRO.docx
@@ -36,13 +36,13 @@
           <w:i/>
           <w:sz w:val="20"/>
         </w:rPr>
-        <w:t>Планирование спринтов PRO · v1.33.1 · 16.09.2026</w:t>
+        <w:t>Управление кросс-функциональной командой PRO · v1.34.0 · 16.09.2026</w:t>
       </w:r>
     </w:p>
     <w:p/>
     <w:p>
       <w:r>
-        <w:t>Документ описывает развёртывание и администрирование приложения «Планирование спринтов»: архитектуру, установку, серверную авторизацию с ролями, логирование событий, резервное копирование, конфигурацию и безопасность.</w:t>
+        <w:t>Документ описывает развёртывание и администрирование приложения «Управление кросс-функциональной командой»: архитектуру, установку, серверную авторизацию с ролями, логирование событий, резервное копирование, конфигурацию и безопасность.</w:t>
       </w:r>
     </w:p>
     <w:p>

--- a/Руководство_администратора_Планирование_спринта_PRO.docx
+++ b/Руководство_администратора_Планирование_спринта_PRO.docx
@@ -36,7 +36,7 @@
           <w:i/>
           <w:sz w:val="20"/>
         </w:rPr>
-        <w:t>Управление кросс-функциональной командой PRO · v1.34.0 · 16.09.2026</w:t>
+        <w:t>Управление кросс-функциональной командой PRO · v1.35.0 · 16.09.2026</w:t>
       </w:r>
     </w:p>
     <w:p/>
@@ -1290,7 +1290,7 @@
     </w:p>
     <w:p>
       <w:r>
-        <w:t>Интеграции Slack / Jira. Опциональные исходящие интеграции настраиваются переменными окружения (см. главу 10). Из «Доски» можно отправить сводку в Slack (Incoming Webhook или бот-токен) и создать задачу в Jira (Jira Cloud REST, Basic-авторизация по e-mail и API-токену). Если интеграция не настроена, действие возвращает понятную ошибку и ничего не отправляется.</w:t>
+        <w:t>Интеграции: Slack и все продукты Atlassian. Опциональные исходящие интеграции настраиваются переменными окружения (см. главу 10) и управляются через раздел «Настройки → Интеграции» и REST /api/integrations. Поддерживаются: Jira, Jira Service Management, Jira Product Discovery, Confluence, Compass, Bitbucket, Trello, Opsgenie, Statuspage и Bamboo. Jira/JSM/JPD/Confluence/Compass используют один аккаунт Atlassian (e-mail + API-токен, Basic-авторизация); Bitbucket — app password; Trello — API key + token; Opsgenie — GenieKey; Statuspage — API key; Bamboo — токен. HTTP-клиент создаётся лениво; если интеграция не настроена, действие возвращает понятную ошибку и ничего не отправляет.</w:t>
       </w:r>
     </w:p>
     <w:p>
@@ -3370,7 +3370,7 @@
           </w:tcPr>
           <w:p>
             <w:r>
-              <w:t>Какие интеграции настроены (Slack, Jira).</w:t>
+              <w:t>Статус интеграций (Slack + все продукты Atlassian).</w:t>
             </w:r>
           </w:p>
         </w:tc>
@@ -3435,6 +3435,38 @@
           <w:p>
             <w:r>
               <w:t>Создать задачу в Jira.</w:t>
+            </w:r>
+          </w:p>
+        </w:tc>
+      </w:tr>
+      <w:tr>
+        <w:tc>
+          <w:tcPr>
+            <w:tcW w:type="dxa" w:w="2880"/>
+          </w:tcPr>
+          <w:p>
+            <w:r>
+              <w:t>POST /api/integrations/atlassian/{product}</w:t>
+            </w:r>
+          </w:p>
+        </w:tc>
+        <w:tc>
+          <w:tcPr>
+            <w:tcW w:type="dxa" w:w="2880"/>
+          </w:tcPr>
+          <w:p>
+            <w:r>
+              <w:t>EDITOR/ADMIN</w:t>
+            </w:r>
+          </w:p>
+        </w:tc>
+        <w:tc>
+          <w:tcPr>
+            <w:tcW w:type="dxa" w:w="2880"/>
+          </w:tcPr>
+          <w:p>
+            <w:r>
+              <w:t>Действие в продукте Atlassian: jira, jsm, confluence, bitbucket, trello, opsgenie, statuspage, bamboo.</w:t>
             </w:r>
           </w:p>
         </w:tc>
@@ -4122,7 +4154,7 @@
           </w:tcPr>
           <w:p>
             <w:r>
-              <w:t>Учётные данные Atlassian (Basic-авторизация: e-mail + API-токен).</w:t>
+              <w:t>Аккаунт Atlassian (Basic): e-mail + API-токен. Общий для Jira/JSM/JPD/Confluence/Compass.</w:t>
             </w:r>
           </w:p>
         </w:tc>
@@ -4145,6 +4177,204 @@
           <w:p>
             <w:r>
               <w:t>Ключ проекта (напр. PLAN) и тип задачи (по умолчанию Task).</w:t>
+            </w:r>
+          </w:p>
+        </w:tc>
+      </w:tr>
+      <w:tr>
+        <w:tc>
+          <w:tcPr>
+            <w:tcW w:type="dxa" w:w="4320"/>
+          </w:tcPr>
+          <w:p>
+            <w:r>
+              <w:t>JSM_SERVICE_DESK_ID / JSM_REQUEST_TYPE_ID</w:t>
+            </w:r>
+          </w:p>
+        </w:tc>
+        <w:tc>
+          <w:tcPr>
+            <w:tcW w:type="dxa" w:w="4320"/>
+          </w:tcPr>
+          <w:p>
+            <w:r>
+              <w:t>Jira Service Management: сервис-деск и тип запроса.</w:t>
+            </w:r>
+          </w:p>
+        </w:tc>
+      </w:tr>
+      <w:tr>
+        <w:tc>
+          <w:tcPr>
+            <w:tcW w:type="dxa" w:w="4320"/>
+          </w:tcPr>
+          <w:p>
+            <w:r>
+              <w:t>JPD_PROJECT_KEY</w:t>
+            </w:r>
+          </w:p>
+        </w:tc>
+        <w:tc>
+          <w:tcPr>
+            <w:tcW w:type="dxa" w:w="4320"/>
+          </w:tcPr>
+          <w:p>
+            <w:r>
+              <w:t>Jira Product Discovery: ключ проекта идей.</w:t>
+            </w:r>
+          </w:p>
+        </w:tc>
+      </w:tr>
+      <w:tr>
+        <w:tc>
+          <w:tcPr>
+            <w:tcW w:type="dxa" w:w="4320"/>
+          </w:tcPr>
+          <w:p>
+            <w:r>
+              <w:t>CONFLUENCE_BASE_URL / CONFLUENCE_SPACE_KEY</w:t>
+            </w:r>
+          </w:p>
+        </w:tc>
+        <w:tc>
+          <w:tcPr>
+            <w:tcW w:type="dxa" w:w="4320"/>
+          </w:tcPr>
+          <w:p>
+            <w:r>
+              <w:t>Confluence: адрес (по умолчанию = JIRA_BASE_URL) и ключ пространства.</w:t>
+            </w:r>
+          </w:p>
+        </w:tc>
+      </w:tr>
+      <w:tr>
+        <w:tc>
+          <w:tcPr>
+            <w:tcW w:type="dxa" w:w="4320"/>
+          </w:tcPr>
+          <w:p>
+            <w:r>
+              <w:t>COMPASS_CLOUD_ID</w:t>
+            </w:r>
+          </w:p>
+        </w:tc>
+        <w:tc>
+          <w:tcPr>
+            <w:tcW w:type="dxa" w:w="4320"/>
+          </w:tcPr>
+          <w:p>
+            <w:r>
+              <w:t>Compass: идентификатор облака (статус-интеграция).</w:t>
+            </w:r>
+          </w:p>
+        </w:tc>
+      </w:tr>
+      <w:tr>
+        <w:tc>
+          <w:tcPr>
+            <w:tcW w:type="dxa" w:w="4320"/>
+          </w:tcPr>
+          <w:p>
+            <w:r>
+              <w:t>BITBUCKET_WORKSPACE / BITBUCKET_USER / BITBUCKET_APP_PASSWORD / BITBUCKET_REPO</w:t>
+            </w:r>
+          </w:p>
+        </w:tc>
+        <w:tc>
+          <w:tcPr>
+            <w:tcW w:type="dxa" w:w="4320"/>
+          </w:tcPr>
+          <w:p>
+            <w:r>
+              <w:t>Bitbucket Cloud: рабочая область, пользователь, app password, репозиторий.</w:t>
+            </w:r>
+          </w:p>
+        </w:tc>
+      </w:tr>
+      <w:tr>
+        <w:tc>
+          <w:tcPr>
+            <w:tcW w:type="dxa" w:w="4320"/>
+          </w:tcPr>
+          <w:p>
+            <w:r>
+              <w:t>TRELLO_API_KEY / TRELLO_TOKEN / TRELLO_LIST_ID</w:t>
+            </w:r>
+          </w:p>
+        </w:tc>
+        <w:tc>
+          <w:tcPr>
+            <w:tcW w:type="dxa" w:w="4320"/>
+          </w:tcPr>
+          <w:p>
+            <w:r>
+              <w:t>Trello: ключ API, токен и список для карточек.</w:t>
+            </w:r>
+          </w:p>
+        </w:tc>
+      </w:tr>
+      <w:tr>
+        <w:tc>
+          <w:tcPr>
+            <w:tcW w:type="dxa" w:w="4320"/>
+          </w:tcPr>
+          <w:p>
+            <w:r>
+              <w:t>OPSGENIE_API_KEY</w:t>
+            </w:r>
+          </w:p>
+        </w:tc>
+        <w:tc>
+          <w:tcPr>
+            <w:tcW w:type="dxa" w:w="4320"/>
+          </w:tcPr>
+          <w:p>
+            <w:r>
+              <w:t>Opsgenie: API-ключ (GenieKey) для алертов.</w:t>
+            </w:r>
+          </w:p>
+        </w:tc>
+      </w:tr>
+      <w:tr>
+        <w:tc>
+          <w:tcPr>
+            <w:tcW w:type="dxa" w:w="4320"/>
+          </w:tcPr>
+          <w:p>
+            <w:r>
+              <w:t>STATUSPAGE_API_KEY / STATUSPAGE_PAGE_ID</w:t>
+            </w:r>
+          </w:p>
+        </w:tc>
+        <w:tc>
+          <w:tcPr>
+            <w:tcW w:type="dxa" w:w="4320"/>
+          </w:tcPr>
+          <w:p>
+            <w:r>
+              <w:t>Statuspage: API-ключ и идентификатор страницы.</w:t>
+            </w:r>
+          </w:p>
+        </w:tc>
+      </w:tr>
+      <w:tr>
+        <w:tc>
+          <w:tcPr>
+            <w:tcW w:type="dxa" w:w="4320"/>
+          </w:tcPr>
+          <w:p>
+            <w:r>
+              <w:t>BAMBOO_BASE_URL / BAMBOO_TOKEN / BAMBOO_PLAN_KEY</w:t>
+            </w:r>
+          </w:p>
+        </w:tc>
+        <w:tc>
+          <w:tcPr>
+            <w:tcW w:type="dxa" w:w="4320"/>
+          </w:tcPr>
+          <w:p>
+            <w:r>
+              <w:t>Bamboo: адрес, токен и ключ плана для запуска сборки.</w:t>
             </w:r>
           </w:p>
         </w:tc>

--- a/Руководство_администратора_Планирование_спринта_PRO.docx
+++ b/Руководство_администратора_Планирование_спринта_PRO.docx
@@ -36,7 +36,7 @@
           <w:i/>
           <w:sz w:val="20"/>
         </w:rPr>
-        <w:t>Управление кросс-функциональной командой PRO · v1.35.0 · 16.09.2026</w:t>
+        <w:t>Управление кросс-функциональной командой PRO · v1.36.0 · 16.09.2026</w:t>
       </w:r>
     </w:p>
     <w:p/>
@@ -1303,7 +1303,7 @@
     </w:p>
     <w:p>
       <w:r>
-        <w:t>Основная БД planirovanie состоит из 31 таблицы данных приложения плюс таблиц авторизации; журнал вынесен в отдельную БД planirovanie_audit. Схема создаётся и заполняется миграциями Flyway: V1 — данные и сид, V2 — авторизация, V3 — поля задачи release_id/priority/dor и таблица Kanban-досок boards, V4 — таблица board_doc (хранение доски-холста), V5 — таблица skills (компетенции Star Map), V6 — таблица agile_maturity (уровень Agile-зрелости).</w:t>
+        <w:t>Основная БД planirovanie состоит из 31 таблицы данных приложения плюс таблиц авторизации; журнал вынесен в отдельную БД planirovanie_audit. Схема создаётся и заполняется миграциями Flyway: V1 — данные и сид, V2 — авторизация, V3 — поля задачи release_id/priority/dor и таблица Kanban-досок boards, V4 — таблица board_doc (хранение доски-холста), V5 — таблица skills (компетенции Star Map), V6 — таблица agile_maturity (уровень Agile-зрелости), V7 — поле team.scrum (доп. роль «Скрам-мастер»).</w:t>
       </w:r>
     </w:p>
     <w:p>
@@ -1501,7 +1501,7 @@
           </w:tcPr>
           <w:p>
             <w:r>
-              <w:t>id, name, role, avail, absent, ord</w:t>
+              <w:t>id, name, role, scrum, avail, absent, ord</w:t>
             </w:r>
           </w:p>
         </w:tc>
@@ -1511,7 +1511,7 @@
           </w:tcPr>
           <w:p>
             <w:r>
-              <w:t>Участники команды; роль определяет доску Kanban, доступность и отсутствия — ёмкость.</w:t>
+              <w:t>Участники команды; роль (вкл. Product Owner, ИТ-Лидер) определяет доску Kanban; scrum=«Да» — доп. роль «Скрам-мастер»; доступность и отсутствия — ёмкость.</w:t>
             </w:r>
           </w:p>
         </w:tc>

--- a/Руководство_администратора_Планирование_спринта_PRO.docx
+++ b/Руководство_администратора_Планирование_спринта_PRO.docx
@@ -36,7 +36,7 @@
           <w:i/>
           <w:sz w:val="20"/>
         </w:rPr>
-        <w:t>Управление кросс-функциональной командой PRO · v1.36.0 · 16.09.2026</w:t>
+        <w:t>Управление кросс-функциональной командой PRO · v1.37.0 · 16.09.2026</w:t>
       </w:r>
     </w:p>
     <w:p/>
@@ -131,58 +131,6 @@
         <w:t>Приложение построено по полиглот-архитектуре; каждый сервис отвечает за свою зону и поднимается через docker-compose. Единственная точка входа для браузера — nginx, который отдаёт статику и проксирует запросы к Java- и Python-сервисам.</w:t>
       </w:r>
     </w:p>
-    <w:p>
-      <w:pPr>
-        <w:jc w:val="center"/>
-      </w:pPr>
-      <w:r>
-        <w:drawing>
-          <wp:inline xmlns:a="http://schemas.openxmlformats.org/drawingml/2006/main" xmlns:pic="http://schemas.openxmlformats.org/drawingml/2006/picture">
-            <wp:extent cx="5940000" cy="3917872"/>
-            <wp:docPr id="1" name="Picture 1"/>
-            <wp:cNvGraphicFramePr>
-              <a:graphicFrameLocks noChangeAspect="1"/>
-            </wp:cNvGraphicFramePr>
-            <a:graphic>
-              <a:graphicData uri="http://schemas.openxmlformats.org/drawingml/2006/picture">
-                <pic:pic>
-                  <pic:nvPicPr>
-                    <pic:cNvPr id="0" name="arch.png"/>
-                    <pic:cNvPicPr/>
-                  </pic:nvPicPr>
-                  <pic:blipFill>
-                    <a:blip r:embed="rId9"/>
-                    <a:stretch>
-                      <a:fillRect/>
-                    </a:stretch>
-                  </pic:blipFill>
-                  <pic:spPr>
-                    <a:xfrm>
-                      <a:off x="0" y="0"/>
-                      <a:ext cx="5940000" cy="3917872"/>
-                    </a:xfrm>
-                    <a:prstGeom prst="rect"/>
-                  </pic:spPr>
-                </pic:pic>
-              </a:graphicData>
-            </a:graphic>
-          </wp:inline>
-        </w:drawing>
-      </w:r>
-    </w:p>
-    <w:p>
-      <w:pPr>
-        <w:jc w:val="center"/>
-      </w:pPr>
-      <w:r>
-        <w:rPr>
-          <w:i/>
-          <w:color w:val="7A8AA0"/>
-          <w:sz w:val="19"/>
-        </w:rPr>
-        <w:t>Схема 1. Архитектура приложения: компоненты и потоки данных</w:t>
-      </w:r>
-    </w:p>
     <w:tbl>
       <w:tblPr>
         <w:tblStyle w:val="LightGrid-Accent1"/>
@@ -398,58 +346,6 @@
       </w:r>
     </w:p>
     <w:p>
-      <w:pPr>
-        <w:jc w:val="center"/>
-      </w:pPr>
-      <w:r>
-        <w:drawing>
-          <wp:inline xmlns:a="http://schemas.openxmlformats.org/drawingml/2006/main" xmlns:pic="http://schemas.openxmlformats.org/drawingml/2006/picture">
-            <wp:extent cx="5940000" cy="3791489"/>
-            <wp:docPr id="2" name="Picture 2"/>
-            <wp:cNvGraphicFramePr>
-              <a:graphicFrameLocks noChangeAspect="1"/>
-            </wp:cNvGraphicFramePr>
-            <a:graphic>
-              <a:graphicData uri="http://schemas.openxmlformats.org/drawingml/2006/picture">
-                <pic:pic>
-                  <pic:nvPicPr>
-                    <pic:cNvPr id="0" name="infra.png"/>
-                    <pic:cNvPicPr/>
-                  </pic:nvPicPr>
-                  <pic:blipFill>
-                    <a:blip r:embed="rId10"/>
-                    <a:stretch>
-                      <a:fillRect/>
-                    </a:stretch>
-                  </pic:blipFill>
-                  <pic:spPr>
-                    <a:xfrm>
-                      <a:off x="0" y="0"/>
-                      <a:ext cx="5940000" cy="3791489"/>
-                    </a:xfrm>
-                    <a:prstGeom prst="rect"/>
-                  </pic:spPr>
-                </pic:pic>
-              </a:graphicData>
-            </a:graphic>
-          </wp:inline>
-        </w:drawing>
-      </w:r>
-    </w:p>
-    <w:p>
-      <w:pPr>
-        <w:jc w:val="center"/>
-      </w:pPr>
-      <w:r>
-        <w:rPr>
-          <w:i/>
-          <w:color w:val="7A8AA0"/>
-          <w:sz w:val="19"/>
-        </w:rPr>
-        <w:t>Схема 2. Инфраструктура развёртывания (Docker Compose): контейнеры, порты, зависимости, том данных</w:t>
-      </w:r>
-    </w:p>
-    <w:p>
       <w:r>
         <w:t>Типовые команды (Makefile / docker-compose):</w:t>
       </w:r>
@@ -663,58 +559,6 @@
     <w:p>
       <w:r>
         <w:t>Аутентификация выполняется на сервере (Java). Пароли хранятся в виде PBKDF2-хэшей (PBKDF2WithHmacSHA256) с солью в формате «pbkdf2$&lt;итераций&gt;$&lt;соль&gt;$&lt;хэш&gt;»; сессии — непрозрачные bearer-токены с ограниченным сроком жизни (по умолчанию 12 часов). Учётные записи хранятся в основной БД (app_users), активные сессии — в app_sessions.</w:t>
-      </w:r>
-    </w:p>
-    <w:p>
-      <w:pPr>
-        <w:jc w:val="center"/>
-      </w:pPr>
-      <w:r>
-        <w:drawing>
-          <wp:inline xmlns:a="http://schemas.openxmlformats.org/drawingml/2006/main" xmlns:pic="http://schemas.openxmlformats.org/drawingml/2006/picture">
-            <wp:extent cx="5940000" cy="3538723"/>
-            <wp:docPr id="3" name="Picture 3"/>
-            <wp:cNvGraphicFramePr>
-              <a:graphicFrameLocks noChangeAspect="1"/>
-            </wp:cNvGraphicFramePr>
-            <a:graphic>
-              <a:graphicData uri="http://schemas.openxmlformats.org/drawingml/2006/picture">
-                <pic:pic>
-                  <pic:nvPicPr>
-                    <pic:cNvPr id="0" name="rbac.png"/>
-                    <pic:cNvPicPr/>
-                  </pic:nvPicPr>
-                  <pic:blipFill>
-                    <a:blip r:embed="rId11"/>
-                    <a:stretch>
-                      <a:fillRect/>
-                    </a:stretch>
-                  </pic:blipFill>
-                  <pic:spPr>
-                    <a:xfrm>
-                      <a:off x="0" y="0"/>
-                      <a:ext cx="5940000" cy="3538723"/>
-                    </a:xfrm>
-                    <a:prstGeom prst="rect"/>
-                  </pic:spPr>
-                </pic:pic>
-              </a:graphicData>
-            </a:graphic>
-          </wp:inline>
-        </w:drawing>
-      </w:r>
-    </w:p>
-    <w:p>
-      <w:pPr>
-        <w:jc w:val="center"/>
-      </w:pPr>
-      <w:r>
-        <w:rPr>
-          <w:i/>
-          <w:color w:val="7A8AA0"/>
-          <w:sz w:val="19"/>
-        </w:rPr>
-        <w:t>Схема 3. Роли и права доступа (RBAC) и порядок авторизации</w:t>
       </w:r>
     </w:p>
     <w:tbl>
@@ -994,7 +838,7 @@
         <w:drawing>
           <wp:inline xmlns:a="http://schemas.openxmlformats.org/drawingml/2006/main" xmlns:pic="http://schemas.openxmlformats.org/drawingml/2006/picture">
             <wp:extent cx="5760000" cy="3240000"/>
-            <wp:docPr id="4" name="Picture 4"/>
+            <wp:docPr id="1" name="Picture 1"/>
             <wp:cNvGraphicFramePr>
               <a:graphicFrameLocks noChangeAspect="1"/>
             </wp:cNvGraphicFramePr>
@@ -1006,7 +850,7 @@
                     <pic:cNvPicPr/>
                   </pic:nvPicPr>
                   <pic:blipFill>
-                    <a:blip r:embed="rId12"/>
+                    <a:blip r:embed="rId9"/>
                     <a:stretch>
                       <a:fillRect/>
                     </a:stretch>
@@ -1091,7 +935,7 @@
         <w:drawing>
           <wp:inline xmlns:a="http://schemas.openxmlformats.org/drawingml/2006/main" xmlns:pic="http://schemas.openxmlformats.org/drawingml/2006/picture">
             <wp:extent cx="5760000" cy="3240000"/>
-            <wp:docPr id="5" name="Picture 5"/>
+            <wp:docPr id="2" name="Picture 2"/>
             <wp:cNvGraphicFramePr>
               <a:graphicFrameLocks noChangeAspect="1"/>
             </wp:cNvGraphicFramePr>
@@ -1103,7 +947,7 @@
                     <pic:cNvPicPr/>
                   </pic:nvPicPr>
                   <pic:blipFill>
-                    <a:blip r:embed="rId13"/>
+                    <a:blip r:embed="rId10"/>
                     <a:stretch>
                       <a:fillRect/>
                     </a:stretch>
@@ -1174,7 +1018,7 @@
         <w:drawing>
           <wp:inline xmlns:a="http://schemas.openxmlformats.org/drawingml/2006/main" xmlns:pic="http://schemas.openxmlformats.org/drawingml/2006/picture">
             <wp:extent cx="5760000" cy="3240000"/>
-            <wp:docPr id="6" name="Picture 6"/>
+            <wp:docPr id="3" name="Picture 3"/>
             <wp:cNvGraphicFramePr>
               <a:graphicFrameLocks noChangeAspect="1"/>
             </wp:cNvGraphicFramePr>
@@ -1186,7 +1030,7 @@
                     <pic:cNvPicPr/>
                   </pic:nvPicPr>
                   <pic:blipFill>
-                    <a:blip r:embed="rId14"/>
+                    <a:blip r:embed="rId11"/>
                     <a:stretch>
                       <a:fillRect/>
                     </a:stretch>
@@ -1232,58 +1076,6 @@
       </w:r>
     </w:p>
     <w:p>
-      <w:pPr>
-        <w:jc w:val="center"/>
-      </w:pPr>
-      <w:r>
-        <w:drawing>
-          <wp:inline xmlns:a="http://schemas.openxmlformats.org/drawingml/2006/main" xmlns:pic="http://schemas.openxmlformats.org/drawingml/2006/picture">
-            <wp:extent cx="5940000" cy="3465000"/>
-            <wp:docPr id="7" name="Picture 7"/>
-            <wp:cNvGraphicFramePr>
-              <a:graphicFrameLocks noChangeAspect="1"/>
-            </wp:cNvGraphicFramePr>
-            <a:graphic>
-              <a:graphicData uri="http://schemas.openxmlformats.org/drawingml/2006/picture">
-                <pic:pic>
-                  <pic:nvPicPr>
-                    <pic:cNvPr id="0" name="flow.png"/>
-                    <pic:cNvPicPr/>
-                  </pic:nvPicPr>
-                  <pic:blipFill>
-                    <a:blip r:embed="rId15"/>
-                    <a:stretch>
-                      <a:fillRect/>
-                    </a:stretch>
-                  </pic:blipFill>
-                  <pic:spPr>
-                    <a:xfrm>
-                      <a:off x="0" y="0"/>
-                      <a:ext cx="5940000" cy="3465000"/>
-                    </a:xfrm>
-                    <a:prstGeom prst="rect"/>
-                  </pic:spPr>
-                </pic:pic>
-              </a:graphicData>
-            </a:graphic>
-          </wp:inline>
-        </w:drawing>
-      </w:r>
-    </w:p>
-    <w:p>
-      <w:pPr>
-        <w:jc w:val="center"/>
-      </w:pPr>
-      <w:r>
-        <w:rPr>
-          <w:i/>
-          <w:color w:val="7A8AA0"/>
-          <w:sz w:val="19"/>
-        </w:rPr>
-        <w:t>Схема 4. Поток запросов: чтение состояния, сохранение с проверкой прав и версии, аналитика</w:t>
-      </w:r>
-    </w:p>
-    <w:p>
       <w:r>
         <w:t>Живая совместная работа над «Доской». Помимо сохранения состояния через /api/state, есть WebSocket-канал /ws/board для совместной работы в реальном времени: сервер ретранслирует операции с доской и позиции курсоров всем участникам и рассылает события присутствия (join/leave). Имя участника берётся из bearer-токена (?token=) или параметра ?name=. Авторитетные данные по-прежнему сохраняются в БД (board_doc), поэтому доска не теряется. Для работы за nginx включите проксирование с заголовками Upgrade/Connection для location /ws/ (см. frontend/nginx.conf).</w:t>
       </w:r>
@@ -1304,58 +1096,6 @@
     <w:p>
       <w:r>
         <w:t>Основная БД planirovanie состоит из 31 таблицы данных приложения плюс таблиц авторизации; журнал вынесен в отдельную БД planirovanie_audit. Схема создаётся и заполняется миграциями Flyway: V1 — данные и сид, V2 — авторизация, V3 — поля задачи release_id/priority/dor и таблица Kanban-досок boards, V4 — таблица board_doc (хранение доски-холста), V5 — таблица skills (компетенции Star Map), V6 — таблица agile_maturity (уровень Agile-зрелости), V7 — поле team.scrum (доп. роль «Скрам-мастер»).</w:t>
-      </w:r>
-    </w:p>
-    <w:p>
-      <w:pPr>
-        <w:jc w:val="center"/>
-      </w:pPr>
-      <w:r>
-        <w:drawing>
-          <wp:inline xmlns:a="http://schemas.openxmlformats.org/drawingml/2006/main" xmlns:pic="http://schemas.openxmlformats.org/drawingml/2006/picture">
-            <wp:extent cx="5940000" cy="4606531"/>
-            <wp:docPr id="8" name="Picture 8"/>
-            <wp:cNvGraphicFramePr>
-              <a:graphicFrameLocks noChangeAspect="1"/>
-            </wp:cNvGraphicFramePr>
-            <a:graphic>
-              <a:graphicData uri="http://schemas.openxmlformats.org/drawingml/2006/picture">
-                <pic:pic>
-                  <pic:nvPicPr>
-                    <pic:cNvPr id="0" name="er.png"/>
-                    <pic:cNvPicPr/>
-                  </pic:nvPicPr>
-                  <pic:blipFill>
-                    <a:blip r:embed="rId16"/>
-                    <a:stretch>
-                      <a:fillRect/>
-                    </a:stretch>
-                  </pic:blipFill>
-                  <pic:spPr>
-                    <a:xfrm>
-                      <a:off x="0" y="0"/>
-                      <a:ext cx="5940000" cy="4606531"/>
-                    </a:xfrm>
-                    <a:prstGeom prst="rect"/>
-                  </pic:spPr>
-                </pic:pic>
-              </a:graphicData>
-            </a:graphic>
-          </wp:inline>
-        </w:drawing>
-      </w:r>
-    </w:p>
-    <w:p>
-      <w:pPr>
-        <w:jc w:val="center"/>
-      </w:pPr>
-      <w:r>
-        <w:rPr>
-          <w:i/>
-          <w:color w:val="7A8AA0"/>
-          <w:sz w:val="19"/>
-        </w:rPr>
-        <w:t>Схема 5. Структура базы данных: таблицы по доменным областям, авторизация, журнал и «мягкие» связи</w:t>
       </w:r>
     </w:p>
     <w:p>

--- a/Руководство_администратора_Планирование_спринта_PRO.docx
+++ b/Руководство_администратора_Планирование_спринта_PRO.docx
@@ -36,7 +36,7 @@
           <w:i/>
           <w:sz w:val="20"/>
         </w:rPr>
-        <w:t>Управление кросс-функциональной командой PRO · v1.37.0 · 16.09.2026</w:t>
+        <w:t>Управление кросс-функциональной командой PRO · v1.38.0 · 16.09.2026</w:t>
       </w:r>
     </w:p>
     <w:p/>

--- a/Руководство_администратора_Планирование_спринта_PRO.docx
+++ b/Руководство_администратора_Планирование_спринта_PRO.docx
@@ -36,7 +36,7 @@
           <w:i/>
           <w:sz w:val="20"/>
         </w:rPr>
-        <w:t>Управление кросс-функциональной командой PRO · v1.38.0 · 16.09.2026</w:t>
+        <w:t>Управление кросс-функциональной командой PRO · v1.39.0 · 05.10.2026</w:t>
       </w:r>
     </w:p>
     <w:p/>

--- a/Руководство_администратора_Планирование_спринта_PRO.docx
+++ b/Руководство_администратора_Планирование_спринта_PRO.docx
@@ -36,7 +36,7 @@
           <w:i/>
           <w:sz w:val="20"/>
         </w:rPr>
-        <w:t>Управление кросс-функциональной командой PRO · v1.39.0 · 05.10.2026</w:t>
+        <w:t>Управление кросс-функциональной командой PRO · v1.40.0 · 05.10.2026</w:t>
       </w:r>
     </w:p>
     <w:p/>

--- a/Руководство_администратора_Планирование_спринта_PRO.docx
+++ b/Руководство_администратора_Планирование_спринта_PRO.docx
@@ -36,7 +36,7 @@
           <w:i/>
           <w:sz w:val="20"/>
         </w:rPr>
-        <w:t>Управление кросс-функциональной командой PRO · v1.40.0 · 05.10.2026</w:t>
+        <w:t>Управление кросс-функциональной командой PRO · v1.41.0 · 05.10.2026</w:t>
       </w:r>
     </w:p>
     <w:p/>

--- a/Руководство_администратора_Планирование_спринта_PRO.docx
+++ b/Руководство_администратора_Планирование_спринта_PRO.docx
@@ -36,7 +36,7 @@
           <w:i/>
           <w:sz w:val="20"/>
         </w:rPr>
-        <w:t>Управление кросс-функциональной командой PRO · v1.41.0 · 05.10.2026</w:t>
+        <w:t>Управление кросс-функциональной командой PRO · v1.42.0 · 05.10.2026</w:t>
       </w:r>
     </w:p>
     <w:p/>
@@ -4330,6 +4330,15 @@
         </w:tc>
       </w:tr>
     </w:tbl>
+    <w:p>
+      <w:pPr/>
+      <w:r>
+        <w:rPr>
+          <w:i/>
+        </w:rPr>
+        <w:t>v1.42 (миграция V10): новые таблицы change_requests, issues, stakeholders, decisions, impediments, lessons, raci, story_map, poker, portfolio и колонка tasks.parent (WBS). Все коллекции входят в снимок состояния /api/state.</w:t>
+      </w:r>
+    </w:p>
     <w:sectPr>
       <w:pgSz w:w="12240" w:h="15840"/>
       <w:pgMar w:top="1440" w:right="1800" w:bottom="1440" w:left="1800" w:header="720" w:footer="720" w:gutter="0"/>

--- a/Руководство_администратора_Планирование_спринта_PRO.docx
+++ b/Руководство_администратора_Планирование_спринта_PRO.docx
@@ -36,7 +36,7 @@
           <w:i/>
           <w:sz w:val="20"/>
         </w:rPr>
-        <w:t>Управление кросс-функциональной командой PRO · v1.42.0 · 05.10.2026</w:t>
+        <w:t>Управление кросс-функциональной командой PRO · v1.43.0 · 05.10.2026</w:t>
       </w:r>
     </w:p>
     <w:p/>
@@ -4337,6 +4337,15 @@
           <w:i/>
         </w:rPr>
         <w:t>v1.42 (миграция V10): новые таблицы change_requests, issues, stakeholders, decisions, impediments, lessons, raci, story_map, poker, portfolio и колонка tasks.parent (WBS). Все коллекции входят в снимок состояния /api/state.</w:t>
+      </w:r>
+    </w:p>
+    <w:p>
+      <w:pPr/>
+      <w:r>
+        <w:rPr>
+          <w:i/>
+        </w:rPr>
+        <w:t>v1.43 (миграция V11): новые таблицы team_health (Team Health Check), deployments (деплои для DORA) и incidents (инциденты, MTTR). Входят в снимок состояния /api/state.</w:t>
       </w:r>
     </w:p>
     <w:sectPr>

--- a/Руководство_администратора_Планирование_спринта_PRO.docx
+++ b/Руководство_администратора_Планирование_спринта_PRO.docx
@@ -36,7 +36,7 @@
           <w:i/>
           <w:sz w:val="20"/>
         </w:rPr>
-        <w:t>Управление кросс-функциональной командой PRO · v1.43.0 · 05.10.2026</w:t>
+        <w:t>Управление кросс-функциональной командой PRO · v1.44.0 · 05.10.2026</w:t>
       </w:r>
     </w:p>
     <w:p/>

--- a/Руководство_администратора_Планирование_спринта_PRO.docx
+++ b/Руководство_администратора_Планирование_спринта_PRO.docx
@@ -342,7 +342,7 @@
     </w:p>
     <w:p>
       <w:r>
-        <w:t>При старте backend Flyway автоматически применяет схему и демонстрационные данные к основной БД (миграции V1, V2, V3). Параметры задаются переменными окружения (см. «Справочник конфигурации»).</w:t>
+        <w:t>При старте backend Flyway автоматически применяет схему и демонстрационные данные к основной БД (миграции V1…V11). Параметры задаются переменными окружения (см. «Справочник конфигурации»).</w:t>
       </w:r>
     </w:p>
     <w:p>
@@ -1095,7 +1095,7 @@
     </w:p>
     <w:p>
       <w:r>
-        <w:t>Основная БД planirovanie состоит из 31 таблицы данных приложения плюс таблиц авторизации; журнал вынесен в отдельную БД planirovanie_audit. Схема создаётся и заполняется миграциями Flyway: V1 — данные и сид, V2 — авторизация, V3 — поля задачи release_id/priority/dor и таблица Kanban-досок boards, V4 — таблица board_doc (хранение доски-холста), V5 — таблица skills (компетенции Star Map), V6 — таблица agile_maturity (уровень Agile-зрелости), V7 — поле team.scrum (доп. роль «Скрам-мастер»).</w:t>
+        <w:t>Основная БД planirovanie состоит из 47 таблиц данных приложения плюс таблиц авторизации (app_users, app_sessions); журнал вынесен в отдельную БД planirovanie_audit. Схема создаётся и заполняется миграциями Flyway V1…V11: V1 — данные и сид, V2 — авторизация, V3 — поля задачи (release_id/priority/dor) и Kanban-доски (boards), V4 — доска-холст (board_doc), V5 — компетенции (skills), V6 — Agile-зрелость (agile_maturity), V7 — роль «Скрам-мастер» (team.scrum), V8 — цели спринтов и WSJF (sprint_goals, wsjf), V9 — WIP-лимиты, чеклист DoR (dor_items), scope-лог (scope_log), связь с OKR и счётчик переносов у задач, V10 — пакеты управления проектом (change_requests, issues, stakeholders, decisions, impediments, lessons, raci, story_map, poker, portfolio) и иерархия работ (tasks.parent), V11 — Team Health Check (team_health), деплои (deployments) и инциденты (incidents) для DORA.</w:t>
       </w:r>
     </w:p>
     <w:p>
@@ -3239,6 +3239,38 @@
           <w:p>
             <w:r>
               <w:t>WebSocket живой совместной работы над доской (курсоры + операции).</w:t>
+            </w:r>
+          </w:p>
+        </w:tc>
+      </w:tr>
+      <w:tr>
+        <w:tc>
+          <w:tcPr>
+            <w:tcW w:type="dxa" w:w="2880"/>
+          </w:tcPr>
+          <w:p>
+            <w:r>
+              <w:t>POST /api/integrations/jira/sync</w:t>
+            </w:r>
+          </w:p>
+        </w:tc>
+        <w:tc>
+          <w:tcPr>
+            <w:tcW w:type="dxa" w:w="2880"/>
+          </w:tcPr>
+          <w:p>
+            <w:r>
+              <w:t>EDITOR/ADMIN</w:t>
+            </w:r>
+          </w:p>
+        </w:tc>
+        <w:tc>
+          <w:tcPr>
+            <w:tcW w:type="dxa" w:w="2880"/>
+          </w:tcPr>
+          <w:p>
+            <w:r>
+              <w:t>Двусторонняя синхронизация: получение статусов задач из проекта Jira.</w:t>
             </w:r>
           </w:p>
         </w:tc>

--- a/Руководство_администратора_Планирование_спринта_PRO.docx
+++ b/Руководство_администратора_Планирование_спринта_PRO.docx
@@ -36,7 +36,7 @@
           <w:i/>
           <w:sz w:val="20"/>
         </w:rPr>
-        <w:t>Управление кросс-функциональной командой PRO · v1.44.0 · 05.10.2026</w:t>
+        <w:t>Управление кросс-функциональной командой PRO · v1.45.0 · 06.10.2026</w:t>
       </w:r>
     </w:p>
     <w:p/>
@@ -4381,6 +4381,8 @@
       </w:r>
     </w:p>
     <w:sectPr>
+      <w:headerReference w:type="default" r:id="rId12"/>
+      <w:footerReference w:type="default" r:id="rId13"/>
       <w:pgSz w:w="12240" w:h="15840"/>
       <w:pgMar w:top="1440" w:right="1800" w:bottom="1440" w:left="1800" w:header="720" w:footer="720" w:gutter="0"/>
       <w:cols w:space="720"/>
@@ -4388,6 +4390,26 @@
     </w:sectPr>
   </w:body>
 </w:document>
+</file>
+
+<file path=word/footer1.xml><?xml version="1.0" encoding="utf-8"?>
+<w:ftr xmlns:m="http://schemas.openxmlformats.org/officeDocument/2006/math" xmlns:mc="http://schemas.openxmlformats.org/markup-compatibility/2006" xmlns:mo="http://schemas.microsoft.com/office/mac/office/2008/main" xmlns:mv="urn:schemas-microsoft-com:mac:vml" xmlns:o="urn:schemas-microsoft-com:office:office" xmlns:r="http://schemas.openxmlformats.org/officeDocument/2006/relationships" xmlns:v="urn:schemas-microsoft-com:vml" xmlns:w10="urn:schemas-microsoft-com:office:word" xmlns:w14="http://schemas.microsoft.com/office/word/2010/wordml" xmlns:w="http://schemas.openxmlformats.org/wordprocessingml/2006/main" xmlns:wne="http://schemas.microsoft.com/office/word/2006/wordml" xmlns:wp14="http://schemas.microsoft.com/office/word/2010/wordprocessingDrawing" xmlns:wp="http://schemas.openxmlformats.org/drawingml/2006/wordprocessingDrawing" xmlns:wpc="http://schemas.microsoft.com/office/word/2010/wordprocessingCanvas" xmlns:wpg="http://schemas.microsoft.com/office/word/2010/wordprocessingGroup" xmlns:wpi="http://schemas.microsoft.com/office/word/2010/wordprocessingInk" xmlns:wps="http://schemas.microsoft.com/office/word/2010/wordprocessingShape" mc:Ignorable="w14 wp14">
+  <w:p>
+    <w:pPr>
+      <w:pStyle w:val="Footer"/>
+    </w:pPr>
+  </w:p>
+</w:ftr>
+</file>
+
+<file path=word/header1.xml><?xml version="1.0" encoding="utf-8"?>
+<w:hdr xmlns:m="http://schemas.openxmlformats.org/officeDocument/2006/math" xmlns:mc="http://schemas.openxmlformats.org/markup-compatibility/2006" xmlns:mo="http://schemas.microsoft.com/office/mac/office/2008/main" xmlns:mv="urn:schemas-microsoft-com:mac:vml" xmlns:o="urn:schemas-microsoft-com:office:office" xmlns:r="http://schemas.openxmlformats.org/officeDocument/2006/relationships" xmlns:v="urn:schemas-microsoft-com:vml" xmlns:w10="urn:schemas-microsoft-com:office:word" xmlns:w14="http://schemas.microsoft.com/office/word/2010/wordml" xmlns:w="http://schemas.openxmlformats.org/wordprocessingml/2006/main" xmlns:wne="http://schemas.microsoft.com/office/word/2006/wordml" xmlns:wp14="http://schemas.microsoft.com/office/word/2010/wordprocessingDrawing" xmlns:wp="http://schemas.openxmlformats.org/drawingml/2006/wordprocessingDrawing" xmlns:wpc="http://schemas.microsoft.com/office/word/2010/wordprocessingCanvas" xmlns:wpg="http://schemas.microsoft.com/office/word/2010/wordprocessingGroup" xmlns:wpi="http://schemas.microsoft.com/office/word/2010/wordprocessingInk" xmlns:wps="http://schemas.microsoft.com/office/word/2010/wordprocessingShape" mc:Ignorable="w14 wp14">
+  <w:p>
+    <w:pPr>
+      <w:pStyle w:val="Header"/>
+    </w:pPr>
+  </w:p>
+</w:hdr>
 </file>
 
 <file path=word/numbering.xml><?xml version="1.0" encoding="utf-8"?>

--- a/Руководство_администратора_Планирование_спринта_PRO.docx
+++ b/Руководство_администратора_Планирование_спринта_PRO.docx
@@ -36,7 +36,7 @@
           <w:i/>
           <w:sz w:val="20"/>
         </w:rPr>
-        <w:t>Управление кросс-функциональной командой PRO · v1.45.0 · 06.10.2026</w:t>
+        <w:t>Управление кросс-функциональной командой PRO · v1.46.0 · 07.10.2026</w:t>
       </w:r>
     </w:p>
     <w:p/>

--- a/Руководство_администратора_Планирование_спринта_PRO.docx
+++ b/Руководство_администратора_Планирование_спринта_PRO.docx
@@ -36,7 +36,7 @@
           <w:i/>
           <w:sz w:val="20"/>
         </w:rPr>
-        <w:t>Управление кросс-функциональной командой PRO · v1.46.0 · 07.10.2026</w:t>
+        <w:t>Управление кросс-функциональной командой PRO · v1.47.0 · 28.10.2026</w:t>
       </w:r>
     </w:p>
     <w:p/>
@@ -342,7 +342,7 @@
     </w:p>
     <w:p>
       <w:r>
-        <w:t>При старте backend Flyway автоматически применяет схему и демонстрационные данные к основной БД (миграции V1…V11). Параметры задаются переменными окружения (см. «Справочник конфигурации»).</w:t>
+        <w:t>При старте backend Flyway автоматически применяет схему и демонстрационные данные к основной БД (миграции V1…V12). Параметры задаются переменными окружения (см. «Справочник конфигурации»).</w:t>
       </w:r>
     </w:p>
     <w:p>
@@ -1095,7 +1095,7 @@
     </w:p>
     <w:p>
       <w:r>
-        <w:t>Основная БД planirovanie состоит из 47 таблиц данных приложения плюс таблиц авторизации (app_users, app_sessions); журнал вынесен в отдельную БД planirovanie_audit. Схема создаётся и заполняется миграциями Flyway V1…V11: V1 — данные и сид, V2 — авторизация, V3 — поля задачи (release_id/priority/dor) и Kanban-доски (boards), V4 — доска-холст (board_doc), V5 — компетенции (skills), V6 — Agile-зрелость (agile_maturity), V7 — роль «Скрам-мастер» (team.scrum), V8 — цели спринтов и WSJF (sprint_goals, wsjf), V9 — WIP-лимиты, чеклист DoR (dor_items), scope-лог (scope_log), связь с OKR и счётчик переносов у задач, V10 — пакеты управления проектом (change_requests, issues, stakeholders, decisions, impediments, lessons, raci, story_map, poker, portfolio) и иерархия работ (tasks.parent), V11 — Team Health Check (team_health), деплои (deployments) и инциденты (incidents) для DORA.</w:t>
+        <w:t>Основная БД planirovanie состоит из 49 таблиц данных приложения плюс таблиц авторизации (app_users, app_sessions); журнал вынесен в отдельную БД planirovanie_audit. Схема создаётся и заполняется миграциями Flyway V1…V12: V1 — данные и сид, V2 — авторизация, V3 — поля задачи (release_id/priority/dor) и Kanban-доски (boards), V4 — доска-холст (board_doc), V5 — компетенции (skills), V6 — Agile-зрелость (agile_maturity), V7 — роль «Скрам-мастер» (team.scrum), V8 — цели спринтов и WSJF (sprint_goals, wsjf), V9 — WIP-лимиты, чеклист DoR (dor_items), scope-лог (scope_log), связь с OKR и счётчик переносов у задач, V10 — пакеты управления проектом (change_requests, issues, stakeholders, decisions, impediments, lessons, raci, story_map, poker, portfolio) и иерархия работ (tasks.parent), V11 — Team Health Check (team_health), деплои (deployments) и инциденты (incidents) для DORA.</w:t>
       </w:r>
     </w:p>
     <w:p>
@@ -4378,6 +4378,12 @@
           <w:i/>
         </w:rPr>
         <w:t>v1.43 (миграция V11): новые таблицы team_health (Team Health Check), deployments (деплои для DORA) и incidents (инциденты, MTTR). Входят в снимок состояния /api/state.</w:t>
+      </w:r>
+    </w:p>
+    <w:p>
+      <w:pPr/>
+      <w:r>
+        <w:t>v1.47 (миграция V12): новые таблицы ishikawa (причины диаграммы Исикавы: категория, причина, вес, связанный риск) и ishikawa_cats (категории диаграммы: имя, цвет, сторона). Входят в снимок состояния /api/state.</w:t>
       </w:r>
     </w:p>
     <w:sectPr>

--- a/Руководство_администратора_Планирование_спринта_PRO.docx
+++ b/Руководство_администратора_Планирование_спринта_PRO.docx
@@ -36,7 +36,7 @@
           <w:i/>
           <w:sz w:val="20"/>
         </w:rPr>
-        <w:t>Управление кросс-функциональной командой PRO · v1.47.0 · 28.10.2026</w:t>
+        <w:t>Управление кросс-функциональной командой PRO · v1.48.0 · 28.10.2026</w:t>
       </w:r>
     </w:p>
     <w:p/>

--- a/Руководство_администратора_Планирование_спринта_PRO.docx
+++ b/Руководство_администратора_Планирование_спринта_PRO.docx
@@ -36,7 +36,7 @@
           <w:i/>
           <w:sz w:val="20"/>
         </w:rPr>
-        <w:t>Управление кросс-функциональной командой PRO · v1.48.0 · 28.10.2026</w:t>
+        <w:t>Управление кросс-функциональной командой PRO · v1.49.0 · 28.10.2026</w:t>
       </w:r>
     </w:p>
     <w:p/>

--- a/Руководство_администратора_Планирование_спринта_PRO.docx
+++ b/Руководство_администратора_Планирование_спринта_PRO.docx
@@ -36,7 +36,7 @@
           <w:i/>
           <w:sz w:val="20"/>
         </w:rPr>
-        <w:t>Управление кросс-функциональной командой PRO · v1.49.0 · 28.10.2026</w:t>
+        <w:t>Управление кросс-функциональной командой PRO · v1.50.0 · 29.10.2026</w:t>
       </w:r>
     </w:p>
     <w:p/>
@@ -1009,6 +1009,9 @@
       <w:r>
         <w:t>Категории событий: ACCESS (запросы), DATA (изменения данных), AUTH (вход/выход/неудачные попытки), DENY (отказы доступа 401/403), CLIENT (действия в интерфейсе), ERROR (ошибки 5xx). Каждая запись содержит время, категорию, действие, пользователя и роль, метод, путь, статус, длительность, IP и детали. Просмотр журнала — раздел «Журнал событий» (для администратора) с фильтрами по категории и пользователю.</w:t>
       </w:r>
+      <w:r>
+        <w:t xml:space="preserve"> Действия интерфейса категории CLIENT включают быстрое создание элементов (quick_create) и мастер «Новый проект» (wizard_project).</w:t>
+      </w:r>
     </w:p>
     <w:p>
       <w:pPr>
@@ -3443,7 +3446,7 @@
         <w:pStyle w:val="ListBullet"/>
       </w:pPr>
       <w:r>
-        <w:t>Быстрая копия данных: кнопка «JSON» (экспорт) в интерфейсе; восстановление — «Импорт» (администратор).</w:t>
+        <w:t>Быстрая копия данных: «Экспорт в JSON» в меню пользователя (раздел «Данные»); восстановление — «Импорт из JSON» (администратор).</w:t>
       </w:r>
     </w:p>
     <w:p>
@@ -3451,7 +3454,7 @@
         <w:pStyle w:val="ListBullet"/>
       </w:pPr>
       <w:r>
-        <w:t>Отчёт по спринту: кнопка «📊 Отчёт» → выбор спринта (конкретный или весь проект) → презентация PPTX с метриками и графиками (клиентская генерация, нужен доступ к CDN).</w:t>
+        <w:t>Отчёт по спринту: «Отчёт по спринту (PPTX)» в меню пользователя → выбор спринта (конкретный или весь проект) → презентация PPTX с метриками и графиками (клиентская генерация, нужен доступ к CDN).</w:t>
       </w:r>
     </w:p>
     <w:p>
@@ -3459,7 +3462,7 @@
         <w:pStyle w:val="ListBullet"/>
       </w:pPr>
       <w:r>
-        <w:t>Выгрузка всех разделов в Excel — кнопка «Excel».</w:t>
+        <w:t>Выгрузка всех разделов в Excel — «Экспорт в Excel» в меню пользователя.</w:t>
       </w:r>
     </w:p>
     <w:p>
@@ -3475,7 +3478,7 @@
         <w:pStyle w:val="ListBullet"/>
       </w:pPr>
       <w:r>
-        <w:t>«Сброс» возвращает данные к демонстрационному набору (администратор, необратимо).</w:t>
+        <w:t>«Сброс данных» возвращает данные к демонстрационному набору (администратор, необратимо). Мастер «Новый проект» («＋ Создать») заменяет данные пустым проектом с параметрами, командой и первыми задачами; справочники сохраняются, перед заменой по умолчанию скачивается копия JSON.</w:t>
       </w:r>
     </w:p>
     <w:p>

--- a/Руководство_администратора_Планирование_спринта_PRO.docx
+++ b/Руководство_администратора_Планирование_спринта_PRO.docx
@@ -36,7 +36,7 @@
           <w:i/>
           <w:sz w:val="20"/>
         </w:rPr>
-        <w:t>Управление кросс-функциональной командой PRO · v1.50.0 · 29.10.2026</w:t>
+        <w:t>Управление кросс-функциональной командой PRO · v1.51.0 · 29.10.2026</w:t>
       </w:r>
     </w:p>
     <w:p/>
@@ -342,7 +342,7 @@
     </w:p>
     <w:p>
       <w:r>
-        <w:t>При старте backend Flyway автоматически применяет схему и демонстрационные данные к основной БД (миграции V1…V12). Параметры задаются переменными окружения (см. «Справочник конфигурации»).</w:t>
+        <w:t>При старте backend Flyway автоматически применяет схему и демонстрационные данные к основной БД (миграции V1…V13). Параметры задаются переменными окружения (см. «Справочник конфигурации»).</w:t>
       </w:r>
     </w:p>
     <w:p>
@@ -893,6 +893,9 @@
     <w:p>
       <w:r>
         <w:t>Администратор управляет учётными записями в меню режима доступа → «Пользователи и роли» (интерфейс) либо через эндпоинты /api/auth/users (см. главу 8):</w:t>
+      </w:r>
+      <w:r>
+        <w:t xml:space="preserve"> Свой пароль и привязку к участнику команды любой пользователь меняет сам в «Моём профиле» (PUT /api/auth/me/password, PUT /api/auth/me).</w:t>
       </w:r>
     </w:p>
     <w:p>
@@ -1012,6 +1015,9 @@
       <w:r>
         <w:t xml:space="preserve"> Действия интерфейса категории CLIENT включают быстрое создание элементов (quick_create) и мастер «Новый проект» (wizard_project).</w:t>
       </w:r>
+      <w:r>
+        <w:t xml:space="preserve"> События профиля: profile_updated (привязка к участнику) и password_changed (смена своего пароля) — категория AUTH.</w:t>
+      </w:r>
     </w:p>
     <w:p>
       <w:pPr>
@@ -1098,7 +1104,7 @@
     </w:p>
     <w:p>
       <w:r>
-        <w:t>Основная БД planirovanie состоит из 49 таблиц данных приложения плюс таблиц авторизации (app_users, app_sessions); журнал вынесен в отдельную БД planirovanie_audit. Схема создаётся и заполняется миграциями Flyway V1…V12: V1 — данные и сид, V2 — авторизация, V3 — поля задачи (release_id/priority/dor) и Kanban-доски (boards), V4 — доска-холст (board_doc), V5 — компетенции (skills), V6 — Agile-зрелость (agile_maturity), V7 — роль «Скрам-мастер» (team.scrum), V8 — цели спринтов и WSJF (sprint_goals, wsjf), V9 — WIP-лимиты, чеклист DoR (dor_items), scope-лог (scope_log), связь с OKR и счётчик переносов у задач, V10 — пакеты управления проектом (change_requests, issues, stakeholders, decisions, impediments, lessons, raci, story_map, poker, portfolio) и иерархия работ (tasks.parent), V11 — Team Health Check (team_health), деплои (deployments) и инциденты (incidents) для DORA.</w:t>
+        <w:t>Основная БД planirovanie состоит из 49 таблиц данных приложения плюс таблиц авторизации (app_users, app_sessions); журнал вынесен в отдельную БД planirovanie_audit. Схема создаётся и заполняется миграциями Flyway V1…V13: V1 — данные и сид, V2 — авторизация, V3 — поля задачи (release_id/priority/dor) и Kanban-доски (boards), V4 — доска-холст (board_doc), V5 — компетенции (skills), V6 — Agile-зрелость (agile_maturity), V7 — роль «Скрам-мастер» (team.scrum), V8 — цели спринтов и WSJF (sprint_goals, wsjf), V9 — WIP-лимиты, чеклист DoR (dor_items), scope-лог (scope_log), связь с OKR и счётчик переносов у задач, V10 — пакеты управления проектом (change_requests, issues, stakeholders, decisions, impediments, lessons, raci, story_map, poker, portfolio) и иерархия работ (tasks.parent), V11 — Team Health Check (team_health), деплои (deployments) и инциденты (incidents) для DORA, V12 — диаграмма Исикавы (ishikawa, ishikawa_cats), V13 — привязка учётной записи к участнику команды (app_users.member_name).</w:t>
       </w:r>
     </w:p>
     <w:p>
@@ -2889,7 +2895,71 @@
           </w:tcPr>
           <w:p>
             <w:r>
-              <w:t>Текущий пользователь и его роль.</w:t>
+              <w:t>Текущий пользователь, его роль и участник команды (member).</w:t>
+            </w:r>
+          </w:p>
+        </w:tc>
+      </w:tr>
+      <w:tr>
+        <w:tc>
+          <w:tcPr>
+            <w:tcW w:type="dxa" w:w="2880"/>
+          </w:tcPr>
+          <w:p>
+            <w:r>
+              <w:t>PUT /api/auth/me</w:t>
+            </w:r>
+          </w:p>
+        </w:tc>
+        <w:tc>
+          <w:tcPr>
+            <w:tcW w:type="dxa" w:w="2880"/>
+          </w:tcPr>
+          <w:p>
+            <w:r>
+              <w:t>VIEWER+</w:t>
+            </w:r>
+          </w:p>
+        </w:tc>
+        <w:tc>
+          <w:tcPr>
+            <w:tcW w:type="dxa" w:w="2880"/>
+          </w:tcPr>
+          <w:p>
+            <w:r>
+              <w:t>«Мой профиль»: привязка своей учётной записи к участнику команды (поле member; пустое — снять).</w:t>
+            </w:r>
+          </w:p>
+        </w:tc>
+      </w:tr>
+      <w:tr>
+        <w:tc>
+          <w:tcPr>
+            <w:tcW w:type="dxa" w:w="2880"/>
+          </w:tcPr>
+          <w:p>
+            <w:r>
+              <w:t>PUT /api/auth/me/password</w:t>
+            </w:r>
+          </w:p>
+        </w:tc>
+        <w:tc>
+          <w:tcPr>
+            <w:tcW w:type="dxa" w:w="2880"/>
+          </w:tcPr>
+          <w:p>
+            <w:r>
+              <w:t>VIEWER+</w:t>
+            </w:r>
+          </w:p>
+        </w:tc>
+        <w:tc>
+          <w:tcPr>
+            <w:tcW w:type="dxa" w:w="2880"/>
+          </w:tcPr>
+          <w:p>
+            <w:r>
+              <w:t>Смена своего пароля: oldPassword, newPassword (не короче 8). 204 — успех, 403 — неверный текущий, 400 — короткий или прежний, 429 — много попыток; другие сеансы закрываются.</w:t>
             </w:r>
           </w:p>
         </w:tc>
@@ -4387,6 +4457,12 @@
       <w:pPr/>
       <w:r>
         <w:t>v1.47 (миграция V12): новые таблицы ishikawa (причины диаграммы Исикавы: категория, причина, вес, связанный риск) и ishikawa_cats (категории диаграммы: имя, цвет, сторона). Входят в снимок состояния /api/state.</w:t>
+      </w:r>
+    </w:p>
+    <w:p>
+      <w:pPr/>
+      <w:r>
+        <w:t>v1.51 (миграция V13): колонка app_users.member_name — участник команды, с которым связана учётная запись («Мой профиль»).</w:t>
       </w:r>
     </w:p>
     <w:sectPr>

--- a/Руководство_администратора_Планирование_спринта_PRO.docx
+++ b/Руководство_администратора_Планирование_спринта_PRO.docx
@@ -36,7 +36,7 @@
           <w:i/>
           <w:sz w:val="20"/>
         </w:rPr>
-        <w:t>Управление кросс-функциональной командой PRO · v1.51.0 · 29.10.2026</w:t>
+        <w:t>Управление кросс-функциональной командой PRO · v1.52.0 · 29.10.2026</w:t>
       </w:r>
     </w:p>
     <w:p/>

--- a/Руководство_администратора_Планирование_спринта_PRO.docx
+++ b/Руководство_администратора_Планирование_спринта_PRO.docx
@@ -36,7 +36,7 @@
           <w:i/>
           <w:sz w:val="20"/>
         </w:rPr>
-        <w:t>Управление кросс-функциональной командой PRO · v1.52.0 · 29.10.2026</w:t>
+        <w:t>Управление кросс-функциональной командой PRO · v1.53.0 · 29.10.2026</w:t>
       </w:r>
     </w:p>
     <w:p/>
@@ -342,7 +342,7 @@
     </w:p>
     <w:p>
       <w:r>
-        <w:t>При старте backend Flyway автоматически применяет схему и демонстрационные данные к основной БД (миграции V1…V13). Параметры задаются переменными окружения (см. «Справочник конфигурации»).</w:t>
+        <w:t>При старте backend Flyway автоматически применяет схему и демонстрационные данные к основной БД (миграции V1…V14). Параметры задаются переменными окружения (см. «Справочник конфигурации»).</w:t>
       </w:r>
     </w:p>
     <w:p>
@@ -1104,7 +1104,7 @@
     </w:p>
     <w:p>
       <w:r>
-        <w:t>Основная БД planirovanie состоит из 49 таблиц данных приложения плюс таблиц авторизации (app_users, app_sessions); журнал вынесен в отдельную БД planirovanie_audit. Схема создаётся и заполняется миграциями Flyway V1…V13: V1 — данные и сид, V2 — авторизация, V3 — поля задачи (release_id/priority/dor) и Kanban-доски (boards), V4 — доска-холст (board_doc), V5 — компетенции (skills), V6 — Agile-зрелость (agile_maturity), V7 — роль «Скрам-мастер» (team.scrum), V8 — цели спринтов и WSJF (sprint_goals, wsjf), V9 — WIP-лимиты, чеклист DoR (dor_items), scope-лог (scope_log), связь с OKR и счётчик переносов у задач, V10 — пакеты управления проектом (change_requests, issues, stakeholders, decisions, impediments, lessons, raci, story_map, poker, portfolio) и иерархия работ (tasks.parent), V11 — Team Health Check (team_health), деплои (deployments) и инциденты (incidents) для DORA, V12 — диаграмма Исикавы (ishikawa, ishikawa_cats), V13 — привязка учётной записи к участнику команды (app_users.member_name).</w:t>
+        <w:t>Основная БД planirovanie состоит из 49 таблиц данных приложения плюс таблиц авторизации (app_users, app_sessions); журнал вынесен в отдельную БД planirovanie_audit. Схема создаётся и заполняется миграциями Flyway V1…V14: V1 — данные и сид, V2 — авторизация, V3 — поля задачи (release_id/priority/dor) и Kanban-доски (boards), V4 — доска-холст (board_doc), V5 — компетенции (skills), V6 — Agile-зрелость (agile_maturity), V7 — роль «Скрам-мастер» (team.scrum), V8 — цели спринтов и WSJF (sprint_goals, wsjf), V9 — WIP-лимиты, чеклист DoR (dor_items), scope-лог (scope_log), связь с OKR и счётчик переносов у задач, V10 — пакеты управления проектом (change_requests, issues, stakeholders, decisions, impediments, lessons, raci, story_map, poker, portfolio) и иерархия работ (tasks.parent), V11 — Team Health Check (team_health), деплои (deployments) и инциденты (incidents) для DORA, V12 — диаграмма Исикавы (ishikawa, ishikawa_cats), V13 — привязка учётной записи к участнику команды (app_users.member_name), V14 — метки этапов «Ганта по иерархии» (tasks.stages, params.stage_roles).</w:t>
       </w:r>
     </w:p>
     <w:p>
@@ -4463,6 +4463,12 @@
       <w:pPr/>
       <w:r>
         <w:t>v1.51 (миграция V13): колонка app_users.member_name — участник команды, с которым связана учётная запись («Мой профиль»).</w:t>
+      </w:r>
+    </w:p>
+    <w:p>
+      <w:pPr/>
+      <w:r>
+        <w:t>v1.53 (миграция V14): tasks.stages — ручные даты меток этапов задачи (JSON: ba_s, ba_e, … prod_e) и params.stage_roles — роли этапов для автоматических меток. Входят в снимок состояния /api/state.</w:t>
       </w:r>
     </w:p>
     <w:sectPr>

--- a/Руководство_администратора_Планирование_спринта_PRO.docx
+++ b/Руководство_администратора_Планирование_спринта_PRO.docx
@@ -36,7 +36,7 @@
           <w:i/>
           <w:sz w:val="20"/>
         </w:rPr>
-        <w:t>Управление кросс-функциональной командой PRO · v1.53.0 · 29.10.2026</w:t>
+        <w:t>Управление кросс-функциональной командой PRO · v1.54.0 · 29.10.2026</w:t>
       </w:r>
     </w:p>
     <w:p/>

--- a/Руководство_администратора_Планирование_спринта_PRO.docx
+++ b/Руководство_администратора_Планирование_спринта_PRO.docx
@@ -36,7 +36,7 @@
           <w:i/>
           <w:sz w:val="20"/>
         </w:rPr>
-        <w:t>Управление кросс-функциональной командой PRO · v1.54.0 · 29.10.2026</w:t>
+        <w:t>Управление кросс-функциональной командой PRO · v1.54.1 · 29.10.2026</w:t>
       </w:r>
     </w:p>
     <w:p/>

--- a/Руководство_администратора_Планирование_спринта_PRO.docx
+++ b/Руководство_администратора_Планирование_спринта_PRO.docx
@@ -36,7 +36,7 @@
           <w:i/>
           <w:sz w:val="20"/>
         </w:rPr>
-        <w:t>Управление кросс-функциональной командой PRO · v1.54.1 · 29.10.2026</w:t>
+        <w:t>Управление кросс-функциональной командой PRO · v1.55.0 · 29.10.2026</w:t>
       </w:r>
     </w:p>
     <w:p/>
@@ -342,7 +342,7 @@
     </w:p>
     <w:p>
       <w:r>
-        <w:t>При старте backend Flyway автоматически применяет схему и демонстрационные данные к основной БД (миграции V1…V14). Параметры задаются переменными окружения (см. «Справочник конфигурации»).</w:t>
+        <w:t>При старте backend Flyway автоматически применяет схему и демонстрационные данные к основной БД (миграции V1…V15). Параметры задаются переменными окружения (см. «Справочник конфигурации»).</w:t>
       </w:r>
     </w:p>
     <w:p>
@@ -1104,7 +1104,7 @@
     </w:p>
     <w:p>
       <w:r>
-        <w:t>Основная БД planirovanie состоит из 49 таблиц данных приложения плюс таблиц авторизации (app_users, app_sessions); журнал вынесен в отдельную БД planirovanie_audit. Схема создаётся и заполняется миграциями Flyway V1…V14: V1 — данные и сид, V2 — авторизация, V3 — поля задачи (release_id/priority/dor) и Kanban-доски (boards), V4 — доска-холст (board_doc), V5 — компетенции (skills), V6 — Agile-зрелость (agile_maturity), V7 — роль «Скрам-мастер» (team.scrum), V8 — цели спринтов и WSJF (sprint_goals, wsjf), V9 — WIP-лимиты, чеклист DoR (dor_items), scope-лог (scope_log), связь с OKR и счётчик переносов у задач, V10 — пакеты управления проектом (change_requests, issues, stakeholders, decisions, impediments, lessons, raci, story_map, poker, portfolio) и иерархия работ (tasks.parent), V11 — Team Health Check (team_health), деплои (deployments) и инциденты (incidents) для DORA, V12 — диаграмма Исикавы (ishikawa, ishikawa_cats), V13 — привязка учётной записи к участнику команды (app_users.member_name), V14 — метки этапов «Ганта по иерархии» (tasks.stages, params.stage_roles).</w:t>
+        <w:t>Основная БД planirovanie состоит из 49 таблиц данных приложения плюс таблиц авторизации (app_users, app_sessions); журнал вынесен в отдельную БД planirovanie_audit. Схема создаётся и заполняется миграциями Flyway V1…V15: V1 — данные и сид, V2 — авторизация, V3 — поля задачи (release_id/priority/dor) и Kanban-доски (boards), V4 — доска-холст (board_doc), V5 — компетенции (skills), V6 — Agile-зрелость (agile_maturity), V7 — роль «Скрам-мастер» (team.scrum), V8 — цели спринтов и WSJF (sprint_goals, wsjf), V9 — WIP-лимиты, чеклист DoR (dor_items), scope-лог (scope_log), связь с OKR и счётчик переносов у задач, V10 — пакеты управления проектом (change_requests, issues, stakeholders, decisions, impediments, lessons, raci, story_map, poker, portfolio) и иерархия работ (tasks.parent), V11 — Team Health Check (team_health), деплои (deployments) и инциденты (incidents) для DORA, V12 — диаграмма Исикавы (ishikawa, ishikawa_cats), V13 — привязка учётной записи к участнику команды (app_users.member_name), V14 — метки этапов «Ганта по иерархии» (tasks.stages, params.stage_roles), V15 — базовый план «Ганта по иерархии» (tasks.baseline).</w:t>
       </w:r>
     </w:p>
     <w:p>
@@ -4469,6 +4469,12 @@
       <w:pPr/>
       <w:r>
         <w:t>v1.53 (миграция V14): tasks.stages — ручные даты меток этапов задачи (JSON: ba_s, ba_e, … prod_e) и params.stage_roles — роли этапов для автоматических меток. Входят в снимок состояния /api/state.</w:t>
+      </w:r>
+    </w:p>
+    <w:p>
+      <w:pPr/>
+      <w:r>
+        <w:t>v1.55 (миграция V15): tasks.baseline — базовый план «Ганта по иерархии» (JSON: a — начало, b — конец, at — дата фиксации). Входит в снимок состояния /api/state.</w:t>
       </w:r>
     </w:p>
     <w:sectPr>

--- a/Руководство_администратора_Планирование_спринта_PRO.docx
+++ b/Руководство_администратора_Планирование_спринта_PRO.docx
@@ -36,7 +36,7 @@
           <w:i/>
           <w:sz w:val="20"/>
         </w:rPr>
-        <w:t>Управление кросс-функциональной командой PRO · v1.55.0 · 29.10.2026</w:t>
+        <w:t>Управление кросс-функциональной командой PRO · v1.56.0 · 29.10.2026</w:t>
       </w:r>
     </w:p>
     <w:p/>

--- a/Руководство_администратора_Планирование_спринта_PRO.docx
+++ b/Руководство_администратора_Планирование_спринта_PRO.docx
@@ -36,7 +36,7 @@
           <w:i/>
           <w:sz w:val="20"/>
         </w:rPr>
-        <w:t>Управление кросс-функциональной командой PRO · v1.56.0 · 29.10.2026</w:t>
+        <w:t>Управление кросс-функциональной командой PRO · v1.56.1 · 29.10.2026</w:t>
       </w:r>
     </w:p>
     <w:p/>
